--- a/Broadcasting_cours.docx
+++ b/Broadcasting_cours.docx
@@ -624,63 +624,7 @@
         <w:t>Exemple</w:t>
       </w:r>
       <w:r>
-        <w:t> : (3,1,3</w:t>
-      </w:r>
-      <w:proofErr w:type="gramStart"/>
-      <w:r>
-        <w:t>)  =</w:t>
-      </w:r>
-      <w:proofErr w:type="gramEnd"/>
-      <w:r>
-        <w:t xml:space="preserve"> </w:t>
-      </w:r>
-      <w:proofErr w:type="gramStart"/>
-      <w:r>
-        <w:t>[ [</w:t>
-      </w:r>
-      <w:proofErr w:type="gramEnd"/>
-      <w:r>
-        <w:t xml:space="preserve"> </w:t>
-      </w:r>
-      <w:proofErr w:type="gramStart"/>
-      <w:r>
-        <w:t>, ,</w:t>
-      </w:r>
-      <w:proofErr w:type="gramEnd"/>
-      <w:r>
-        <w:t xml:space="preserve"> ], </w:t>
-      </w:r>
-      <w:proofErr w:type="gramStart"/>
-      <w:r>
-        <w:t>[ ,</w:t>
-      </w:r>
-      <w:proofErr w:type="gramEnd"/>
-      <w:r>
-        <w:t xml:space="preserve"> </w:t>
-      </w:r>
-      <w:proofErr w:type="gramStart"/>
-      <w:r>
-        <w:t>, ]</w:t>
-      </w:r>
-      <w:proofErr w:type="gramEnd"/>
-      <w:r>
-        <w:t xml:space="preserve"> , </w:t>
-      </w:r>
-      <w:proofErr w:type="gramStart"/>
-      <w:r>
-        <w:t>[ ,</w:t>
-      </w:r>
-      <w:proofErr w:type="gramEnd"/>
-      <w:r>
-        <w:t xml:space="preserve"> </w:t>
-      </w:r>
-      <w:proofErr w:type="gramStart"/>
-      <w:r>
-        <w:t>, ]</w:t>
-      </w:r>
-      <w:proofErr w:type="gramEnd"/>
-      <w:r>
-        <w:t xml:space="preserve"> ] et (3,3,1) = </w:t>
+        <w:t xml:space="preserve"> : (3,1,3)  = [ [ , , ], [ , , ] , [ , , ] ] et (3,3,1) = </w:t>
       </w:r>
     </w:p>
     <w:p>
@@ -1197,127 +1141,36 @@
       </w:r>
     </w:p>
     <w:p>
-      <w:pPr>
-        <w:rPr>
-          <w:lang w:val="en-GB"/>
-        </w:rPr>
-      </w:pPr>
-      <w:r>
-        <w:rPr>
-          <w:lang w:val="en-GB"/>
-        </w:rPr>
-        <w:t>a=</w:t>
-      </w:r>
-      <w:proofErr w:type="spellStart"/>
-      <w:proofErr w:type="gramStart"/>
-      <w:r>
-        <w:rPr>
-          <w:lang w:val="en-GB"/>
-        </w:rPr>
-        <w:t>np.array</w:t>
-      </w:r>
-      <w:proofErr w:type="spellEnd"/>
-      <w:proofErr w:type="gramEnd"/>
-      <w:r>
-        <w:rPr>
-          <w:lang w:val="en-GB"/>
-        </w:rPr>
-        <w:t xml:space="preserve">[1,2,3] </w:t>
-      </w:r>
-      <w:proofErr w:type="spellStart"/>
-      <w:r>
-        <w:rPr>
-          <w:lang w:val="en-GB"/>
-        </w:rPr>
-        <w:t>o</w:t>
-      </w:r>
-      <w:r>
-        <w:rPr>
-          <w:lang w:val="en-GB"/>
-        </w:rPr>
-        <w:t>u</w:t>
-      </w:r>
-      <w:proofErr w:type="spellEnd"/>
-      <w:r>
-        <w:rPr>
-          <w:lang w:val="en-GB"/>
-        </w:rPr>
-        <w:t xml:space="preserve"> a = (</w:t>
-      </w:r>
-      <w:proofErr w:type="spellStart"/>
-      <w:proofErr w:type="gramStart"/>
-      <w:r>
-        <w:rPr>
-          <w:lang w:val="en-GB"/>
-        </w:rPr>
-        <w:t>n,m</w:t>
-      </w:r>
-      <w:proofErr w:type="spellEnd"/>
-      <w:proofErr w:type="gramEnd"/>
-      <w:r>
-        <w:rPr>
-          <w:lang w:val="en-GB"/>
-        </w:rPr>
-        <w:t>)</w:t>
+      <w:r>
+        <w:t>a=np.array[1,2,3] ou a = (n,m)</w:t>
       </w:r>
     </w:p>
     <w:p>
-      <w:proofErr w:type="spellStart"/>
-      <w:proofErr w:type="gramStart"/>
-      <w:r>
-        <w:t>a</w:t>
-      </w:r>
-      <w:proofErr w:type="spellEnd"/>
-      <w:r>
-        <w:t>[ :,</w:t>
-      </w:r>
-      <w:proofErr w:type="gramEnd"/>
-      <w:r>
-        <w:t>none] </w:t>
-      </w:r>
-      <w:proofErr w:type="spellStart"/>
-      <w:r>
-        <w:t>deviant</w:t>
-      </w:r>
-      <w:proofErr w:type="spellEnd"/>
-      <w:r>
-        <w:t xml:space="preserve"> un</w:t>
-      </w:r>
-      <w:r>
-        <w:t xml:space="preserve"> a = (</w:t>
-      </w:r>
-      <w:proofErr w:type="gramStart"/>
-      <w:r>
-        <w:t>n,m</w:t>
-      </w:r>
-      <w:proofErr w:type="gramEnd"/>
-      <w:r>
-        <w:t>,1)</w:t>
+      <w:r>
+        <w:t>a[ :,none] deviant un</w:t>
+      </w:r>
+      <w:r>
+        <w:t xml:space="preserve"> a = (n,m,1)</w:t>
       </w:r>
     </w:p>
     <w:p>
-      <w:proofErr w:type="spellStart"/>
-      <w:proofErr w:type="gramStart"/>
-      <w:r>
-        <w:t>a</w:t>
-      </w:r>
-      <w:proofErr w:type="spellEnd"/>
-      <w:r>
-        <w:t>[</w:t>
-      </w:r>
-      <w:proofErr w:type="gramEnd"/>
-      <w:r>
-        <w:t>none, :] devient un a = (</w:t>
-      </w:r>
-      <w:proofErr w:type="gramStart"/>
-      <w:r>
-        <w:t>1,n</w:t>
-      </w:r>
-      <w:proofErr w:type="gramEnd"/>
-      <w:r>
-        <w:t>,m)</w:t>
+      <w:r>
+        <w:t>a[none, :] devient un a = (1,n,m)</w:t>
       </w:r>
     </w:p>
+    <w:p/>
+    <w:p>
+      <w:r>
+        <w:t xml:space="preserve">RAPPEL : les </w:t>
+      </w:r>
+      <w:r>
+        <w:t>""""""</w:t>
+      </w:r>
+      <w:r>
+        <w:t xml:space="preserve"> sont réservés uniquement pour  l’explication des fonctions (jute après def … : « « «  blabla » » »)</w:t>
+      </w:r>
+    </w:p>
+    <w:p/>
     <w:p/>
     <w:sectPr>
       <w:pgSz w:w="11906" w:h="16838"/>
@@ -2052,7 +1905,6 @@
   <w:style w:type="character" w:default="1" w:styleId="Policepardfaut">
     <w:name w:val="Default Paragraph Font"/>
     <w:uiPriority w:val="1"/>
-    <w:semiHidden/>
     <w:unhideWhenUsed/>
   </w:style>
   <w:style w:type="table" w:default="1" w:styleId="TableauNormal">
@@ -2491,7 +2343,7 @@
   </inkml:definitions>
   <inkml:trace contextRef="#ctx0" brushRef="#br0">340 312 24575,'-177'-10'0,"84"4"0,91 5 0,0 1 0,-1 0 0,1 0 0,0 0 0,-1 0 0,1 1 0,0-1 0,0 1 0,0-1 0,-1 1 0,1 0 0,0-1 0,0 1 0,0 0 0,0 1 0,0-1 0,0 0 0,1 1 0,-1-1 0,-2 3 0,1 0 0,1-1 0,0 1 0,0 0 0,0 0 0,1 0 0,-1 0 0,1 0 0,0 1 0,0-1 0,0 5 0,-3 36 0,2 1 0,2 0 0,11 83 0,1 17 0,-19 14 0,3-102 0,4 83 0,0-139 0,0 0 0,0 0 0,0-1 0,1 1 0,-1 0 0,0 0 0,1-1 0,-1 1 0,1 0 0,0-1 0,-1 1 0,1-1 0,0 1 0,0-1 0,0 1 0,0-1 0,0 1 0,0-1 0,1 0 0,-1 0 0,0 0 0,1 0 0,-1 0 0,3 2 0,1-2 0,0 0 0,0 0 0,0 0 0,0 0 0,0-1 0,0 0 0,7 0 0,33-3 0,28 1 0,-66 2 0,-1 0 0,0 1 0,0 0 0,1 0 0,-1 1 0,0 0 0,0 0 0,10 5 0,-10-3-1365</inkml:trace>
   <inkml:trace contextRef="#ctx0" brushRef="#br0" timeOffset="553.38">1034 49 24575,'0'0'0,"-11"-4"0,-29-7 0,-42-4 0,5 0 0,74 14 0,-1 0 0,0 1 0,1-1 0,-1 1 0,0-1 0,0 1 0,1 1 0,-1-1 0,0 0 0,1 1 0,-1 0 0,0-1 0,1 2 0,-6 1 0,7-2 0,0 1 0,-1 0 0,1 0 0,0 0 0,0 0 0,0 0 0,1 0 0,-1 0 0,0 1 0,1-1 0,0 1 0,-1-1 0,1 1 0,0-1 0,0 1 0,1 0 0,-1-1 0,0 1 0,1 5 0,-5 39 0,3 0 0,4 51 0,-1-32 0,0-6 0,-9 396 0,-14 63 0,21-518 0,1 0 0,0 0 0,0 0 0,0 0 0,0 1 0,0-1 0,0 0 0,0 0 0,1 0 0,-1 0 0,0 0 0,1 0 0,-1 1 0,1-1 0,-1 0 0,1 0 0,-1 0 0,1 0 0,0 0 0,-1-1 0,1 1 0,0 0 0,0 0 0,0 0 0,0-1 0,0 1 0,0 0 0,0-1 0,0 1 0,0-1 0,0 1 0,0-1 0,1 1 0,3-1 0,-1 0 0,1 0 0,-1 0 0,1 0 0,0-1 0,-1 0 0,6-1 0,18-6-455,0-1 0,34-16 0,-52 20-6371</inkml:trace>
-  <inkml:trace contextRef="#ctx0" brushRef="#br0" timeOffset="2359.2">1269 393 24575,'0'0'0,"-1"4"0,-3 4 0,-2 4 0,-4 3 0,-4 4 0,-4 2 0,2-2-8191</inkml:trace>
+  <inkml:trace contextRef="#ctx0" brushRef="#br0" timeOffset="2359.19">1269 393 24575,'0'0'0,"-1"4"0,-3 4 0,-2 4 0,-4 3 0,-4 4 0,-4 2 0,2-2-8191</inkml:trace>
   <inkml:trace contextRef="#ctx0" brushRef="#br0" timeOffset="3652.34">1201 403 24575,'0'0'0,"0"2"0,0-1 0,0 1 0,1-1 0,-1 1 0,0-1 0,1 0 0,-1 1 0,0-1 0,1 1 0,0-1 0,-1 0 0,1 0 0,0 1 0,0-1 0,-1 0 0,1 0 0,0 0 0,0 0 0,0 0 0,1 0 0,-1 0 0,0 0 0,0 0 0,0-1 0,1 1 0,-1 0 0,0-1 0,1 1 0,-1-1 0,0 1 0,1-1 0,-1 0 0,4 1 0,-4-1 0,0-1 0,0 1 0,0 0 0,0 0 0,0 0 0,0-1 0,0 1 0,1 0 0,-1-1 0,0 1 0,0-1 0,0 1 0,0-1 0,0 0 0,-1 1 0,1-1 0,0 0 0,0 0 0,0 0 0,-1 1 0,1-1 0,0 0 0,-1 0 0,1 0 0,-1 0 0,1 0 0,-1 0 0,1 0 0,-1 0 0,0-1 0,1 1 0,-1 0 0,0 0 0,0 0 0,0 0 0,0 0 0,0-1 0,0 1 0,0 0 0,0 0 0,-1 0 0,1 0 0,0 0 0,-1-2 0,0 0 15,0 0 0,0 0 0,0 0 0,0-1 0,-1 1 0,1 0 0,-3-3 0,3 5-50,1 1 1,0-1-1,-1 1 1,1-1-1,0 1 1,-1-1-1,1 1 1,-1-1-1,1 1 1,-1-1-1,1 1 1,-1 0-1,0-1 0,1 1 1,-1 0-1,1 0 1,-1-1-1,0 1 1,1 0-1,-1 0 1,1 0-1,-1 0 1,0 0-1,1 0 1,-1 0-1,0 0 1,1 0-1,-1 0 0,0 0 1,1 0-1,-1 0 1,0 1-1,1-1 1,-1 0-1,1 0 1,-1 1-1,1-1 1,-1 0-1,0 1 1,1-1-1,-1 1 0,0 0 1</inkml:trace>
   <inkml:trace contextRef="#ctx0" brushRef="#br0" timeOffset="4191.82">1224 793 24575,'0'0'0,"-9"20"0,9-18 0,-1-1 0,1 1 0,-1 0 0,1 0 0,0 0 0,0 0 0,0 0 0,0-1 0,0 1 0,1 3 0,4 0 0,7-11 0,12-22 0,-23 27 0,0 0 0,0 0 0,0-1 0,0 1 0,-1 0 0,1-1 0,0 1 0,0 0 0,-1-1 0,1 1 0,-1-1 0,0 1 0,1-1 0,-1 1 0,0-1 0,0 0 0,0 1 0,0-1 0,0 1 0,0-1 0,-1-1 0,1 3-2,0-1-1,0 1 0,0 0 1,-1-1-1,1 1 1,0 0-1,0-1 1,-1 1-1,1 0 0,0-1 1,0 1-1,-1 0 1,1 0-1,0-1 0,-1 1 1,1 0-1,0 0 1,-1 0-1,1-1 0,-1 1 1,1 0-1,0 0 1,-1 0-1,1 0 1,-1 0-1,1 0 0,0 0 1,-1 0-1,1 0 1,-1 0-1,-11 9 203,-2 15-1685,9-11-5341</inkml:trace>
   <inkml:trace contextRef="#ctx0" brushRef="#br0" timeOffset="4746.64">1199 1222 24575,'0'0'0,"-7"13"0,7-12 0,-1 0 0,0 0 0,1 0 0,-1 0 0,1 0 0,-1 1 0,1-1 0,0 0 0,0 0 0,-1 0 0,1 1 0,0-1 0,0 0 0,0 1 0,0-1 0,0 0 0,1 0 0,-1 1 0,0-1 0,0 0 0,1 0 0,-1 0 0,1 1 0,-1-1 0,1 0 0,0 0 0,-1 0 0,1 0 0,0 0 0,0 0 0,0 0 0,0 0 0,-1 0 0,1-1 0,0 1 0,1 0 0,-1 0 0,1 0 0,0 0 0,0-1 0,1 1 0,-1-1 0,0 0 0,0 1 0,1-1 0,-1 0 0,0 0 0,0-1 0,1 1 0,-1 0 0,0-1 0,0 1 0,1-1 0,-1 0 0,0 0 0,0 1 0,0-1 0,0-1 0,0 1 0,1-1 0,-1 0 11,0 1 0,0-1 0,0 0 0,0 1 0,0-1 0,-1 0-1,1 0 1,-1 0 0,0 0 0,2-4 0,-3 6-18,0 0 1,1-1 0,-1 1-1,0 0 1,0-1-1,0 1 1,0 0-1,0 0 1,0-1-1,0 1 1,0 0-1,0-1 1,0 1-1,0 0 1,-1 0-1,1-1 1,0 1-1,0 0 1,0-1-1,0 1 1,0 0-1,0 0 1,-1-1-1,1 1 1,0 0-1,0 0 1,0 0-1,-1-1 1,1 1-1,0 0 1,-17-2-1278</inkml:trace>
@@ -2844,12 +2696,12 @@
   </inkml:definitions>
   <inkml:trace contextRef="#ctx0" brushRef="#br0">347 351 24575,'4'-1'0,"-1"0"0,1 0 0,0 0 0,0 0 0,-1-1 0,1 0 0,-1 0 0,1 0 0,4-4 0,1 1 0,5-5 0,0 0 0,-1 0 0,0-1 0,-1-1 0,0 0 0,-1-1 0,0 0 0,-1-1 0,-1 0 0,0 0 0,-1-1 0,0 0 0,-1 0 0,-1-1 0,-1 0 0,0 0 0,-1-1 0,4-30 0,-8 45 0,0 0 0,1 0 0,-1 0 0,0-1 0,-1 1 0,1 0 0,0 0 0,-1 0 0,1 0 0,-1 0 0,0 0 0,1 0 0,-1 0 0,-2-3 0,3 5 0,0-1 0,-1 1 0,1 0 0,0 0 0,0 0 0,-1 0 0,1-1 0,0 1 0,0 0 0,-1 0 0,1 0 0,0 0 0,-1 0 0,1 0 0,0 0 0,0 0 0,-1 0 0,1 0 0,0 0 0,-1 0 0,1 0 0,0 0 0,-1 0 0,1 0 0,0 0 0,0 0 0,-1 1 0,1-1 0,0 0 0,0 0 0,-1 0 0,1 0 0,0 1 0,-13 16 0,6 0 0,0-1 0,2 1 0,0-1 0,1 2 0,0-1 0,1 0 0,1 1 0,1-1 0,1 1 0,0-1 0,1 1 0,1-1 0,1 1 0,0-1 0,10 28 0,-11-41 0,0 1 0,0-1 0,1 0 0,-1 0 0,1 0 0,0 0 0,0 0 0,0 0 0,1-1 0,4 4 0,-7-6 0,0 0 0,0-1 0,0 1 0,0 0 0,1-1 0,-1 1 0,0-1 0,0 1 0,1-1 0,-1 0 0,0 0 0,1 1 0,-1-1 0,0 0 0,1 0 0,-1 0 0,1-1 0,-1 1 0,0 0 0,0 0 0,1-1 0,-1 1 0,0-1 0,1 1 0,-1-1 0,0 1 0,0-1 0,0 0 0,0 0 0,0 1 0,0-1 0,0 0 0,0 0 0,0 0 0,0 0 0,0 0 0,0 0 0,-1-1 0,1 1 0,0-1 0,2-3 0,-1 0 0,1 1 0,-1-1 0,-1 0 0,3-10 0,-3 10 0,1-1 0,0 1 0,0 0 0,4-9 0,-3 14 0,0 7 0,1 9 0,-4-16 0,9 47-1365,-5-35-5461</inkml:trace>
   <inkml:trace contextRef="#ctx0" brushRef="#br0" timeOffset="124.73">662 139 24575,'0'0'0</inkml:trace>
-  <inkml:trace contextRef="#ctx0" brushRef="#br0" timeOffset="692.85">897 256 24575,'-18'-20'0,"13"16"0,0 0 0,0 0 0,0 1 0,-1-1 0,1 1 0,-1 0 0,0 1 0,-8-4 0,12 6 0,0-1 0,1 1 0,-1 0 0,0 0 0,0-1 0,0 1 0,0 0 0,0 1 0,0-1 0,1 0 0,-1 1 0,0-1 0,0 1 0,0-1 0,0 1 0,1 0 0,-1-1 0,0 1 0,1 0 0,-1 0 0,1 1 0,-1-1 0,1 0 0,-1 0 0,1 1 0,0-1 0,0 1 0,0-1 0,-1 1 0,1-1 0,-1 4 0,0-1 0,1-1 0,-1 0 0,1 1 0,-1-1 0,1 1 0,1 0 0,-1-1 0,0 1 0,1 0 0,0-1 0,-1 1 0,2 0 0,-1 0 0,0-1 0,1 1 0,-1 0 0,1-1 0,2 5 0,-2-8 0,0 0 0,1 0 0,-1 0 0,1 0 0,-1 0 0,1 0 0,-1 0 0,1 0 0,-1 0 0,1-1 0,-1 1 0,0 0 0,1-1 0,-1 1 0,1-1 0,-1 0 0,0 1 0,2-3 0,14-3 0,-15 7 0,1-1 0,-1 1 0,0-1 0,1 1 0,-1 0 0,0 0 0,0 0 0,0 0 0,0 0 0,1 0 0,-1 1 0,-1-1 0,1 1 0,0-1 0,0 1 0,-1 0 0,1 0 0,-1 0 0,1 0 0,-1 0 0,0 0 0,0 0 0,0 0 0,0 0 0,1 4 0,3 6 0,-1 0 0,0 0 0,3 17 0,-5-22 0,-1 1 0,0 0 0,-1-1 0,0 1 0,0 0 0,0-1 0,-1 1 0,0 0 0,-1-1 0,0 1 0,0-1 0,0 0 0,-1 0 0,0 0 0,0 0 0,-1 0 0,0-1 0,0 1 0,-1-1 0,0 0 0,0 0 0,0-1 0,-1 1 0,-6 4 0,11-9 3,1-1 0,-1 1 0,0-1 0,1 1 0,-1-1 0,0 1 0,1-1 0,-1 0 1,0 1-1,1-1 0,-1 0 0,0 0 0,0 1 0,0-1 0,1 0 0,-1 0 0,0 0 0,0 0 0,0 0 0,1 0 0,-1 0 0,0 0 0,0 0 0,0 0 0,1-1 0,-1 1 0,0 0 0,0 0 0,1-1 0,-1 1 0,0-1 0,1 1 0,-1-1 0,0 1 0,1-1 0,-2 0 0,1-1-150,0-1-1,-1 1 0,1-1 0,0 1 1,0-1-1,0 0 0,1 1 0,-1-1 1,0-3-1,-2-16-6678</inkml:trace>
+  <inkml:trace contextRef="#ctx0" brushRef="#br0" timeOffset="692.84">897 256 24575,'-18'-20'0,"13"16"0,0 0 0,0 0 0,0 1 0,-1-1 0,1 1 0,-1 0 0,0 1 0,-8-4 0,12 6 0,0-1 0,1 1 0,-1 0 0,0 0 0,0-1 0,0 1 0,0 0 0,0 1 0,0-1 0,1 0 0,-1 1 0,0-1 0,0 1 0,0-1 0,0 1 0,1 0 0,-1-1 0,0 1 0,1 0 0,-1 0 0,1 1 0,-1-1 0,1 0 0,-1 0 0,1 1 0,0-1 0,0 1 0,0-1 0,-1 1 0,1-1 0,-1 4 0,0-1 0,1-1 0,-1 0 0,1 1 0,-1-1 0,1 1 0,1 0 0,-1-1 0,0 1 0,1 0 0,0-1 0,-1 1 0,2 0 0,-1 0 0,0-1 0,1 1 0,-1 0 0,1-1 0,2 5 0,-2-8 0,0 0 0,1 0 0,-1 0 0,1 0 0,-1 0 0,1 0 0,-1 0 0,1 0 0,-1 0 0,1-1 0,-1 1 0,0 0 0,1-1 0,-1 1 0,1-1 0,-1 0 0,0 1 0,2-3 0,14-3 0,-15 7 0,1-1 0,-1 1 0,0-1 0,1 1 0,-1 0 0,0 0 0,0 0 0,0 0 0,0 0 0,1 0 0,-1 1 0,-1-1 0,1 1 0,0-1 0,0 1 0,-1 0 0,1 0 0,-1 0 0,1 0 0,-1 0 0,0 0 0,0 0 0,0 0 0,0 0 0,1 4 0,3 6 0,-1 0 0,0 0 0,3 17 0,-5-22 0,-1 1 0,0 0 0,-1-1 0,0 1 0,0 0 0,0-1 0,-1 1 0,0 0 0,-1-1 0,0 1 0,0-1 0,0 0 0,-1 0 0,0 0 0,0 0 0,-1 0 0,0-1 0,0 1 0,-1-1 0,0 0 0,0 0 0,0-1 0,-1 1 0,-6 4 0,11-9 3,1-1 0,-1 1 0,0-1 0,1 1 0,-1-1 0,0 1 0,1-1 0,-1 0 1,0 1-1,1-1 0,-1 0 0,0 0 0,0 1 0,0-1 0,1 0 0,-1 0 0,0 0 0,0 0 0,0 0 0,1 0 0,-1 0 0,0 0 0,0 0 0,0 0 0,1-1 0,-1 1 0,0 0 0,0 0 0,1-1 0,-1 1 0,0-1 0,1 1 0,-1-1 0,0 1 0,1-1 0,-2 0 0,1-1-150,0-1-1,-1 1 0,1-1 0,0 1 1,0-1-1,0 0 0,1 1 0,-1-1 1,0-3-1,-2-16-6678</inkml:trace>
   <inkml:trace contextRef="#ctx0" brushRef="#br0" timeOffset="1299.04">922 181 24575,'0'5'0,"1"1"0,1 0 0,-1-1 0,1 1 0,2 6 0,3 9 0,-1 4 0,-3-10 0,1 0 0,7 17 0,-8-32 0,0-7 0,3-12 0,-6 17 0,25-69 0,-23 65 0,1 0 0,0 1 0,0-1 0,1 0 0,-1 1 0,1 0 0,0 0 0,1 0 0,7-6 0,-11 10 0,1 0 0,-1 1 0,0-1 0,1 0 0,-1 1 0,1-1 0,-1 1 0,0 0 0,1 0 0,-1-1 0,1 1 0,-1 0 0,1 0 0,-1 0 0,1 1 0,-1-1 0,1 0 0,-1 0 0,1 1 0,-1-1 0,1 1 0,-1-1 0,0 1 0,1 0 0,-1 0 0,0-1 0,2 3 0,5 2 0,-1 1 0,-1 1 0,10 9 0,-6-5 0,-5-6 0,1 0 0,-1-1 0,1 0 0,0 0 0,13 6 0,-18-9 0,0-1 0,0 1 0,0-1 0,0 1 0,0-1 0,0 1 0,0-1 0,0 0 0,0 1 0,0-1 0,0 0 0,0 0 0,0 0 0,0 0 0,1 0 0,-1 0 0,0 0 0,0 0 0,0-1 0,0 1 0,0 0 0,0-1 0,0 1 0,0 0 0,0-1 0,0 1 0,0-1 0,0 0 0,0 1 0,0-1 0,0 0 0,-1 0 0,1 1 0,0-1 0,0 0 0,-1 0 0,1 0 0,-1 0 0,1 0 0,-1 0 0,1 0 0,-1 0 0,1 0 0,-1 0 0,0 0 0,0 0 0,0-1 0,1 0 0,-1 1 0,0 0 0,0-1 0,0 1 0,-1 0 0,1-1 0,0 1 0,0 0 0,-1-1 0,1 1 0,-1 0 0,1 0 0,-1 0 0,1 0 0,-1-1 0,0 1 0,0 0 0,0 0 0,1 0 0,-1 0 0,0 0 0,0 1 0,0-1 0,0 0 0,0 0 0,-1 1 0,1-1 0,0 0 0,0 1 0,-2-1 0,2 0 0,0 1 0,0 0 0,0-1 0,-1 1 0,1 0 0,0-1 0,0 1 0,0 0 0,0 0 0,-1 0 0,1 0 0,0 0 0,0 1 0,0-1 0,0 0 0,-1 0 0,1 1 0,0-1 0,0 1 0,0-1 0,0 1 0,0-1 0,0 1 0,0-1 0,0 1 0,0 0 0,0 0 0,1 0 0,-1-1 0,0 1 0,0 0 0,1 0 0,-2 2 0,0 1 7,1 1-1,0-1 0,0 1 0,0-1 1,0 1-1,1-1 0,-1 1 1,1 0-1,1-1 0,-1 1 1,0 0-1,1-1 0,0 1 0,0-1 1,1 1-1,-1-1 0,1 0 1,3 6-1,-4-6-74,1-1 1,0 1-1,0-1 1,0 0-1,1 0 1,-1 0-1,1 0 1,-1 0-1,1 0 1,0-1-1,0 1 1,0-1-1,1 0 1,-1 0-1,1 0 1,-1 0-1,1-1 1,-1 0-1,1 1 1,0-1-1,7 1 1,5-2-6759</inkml:trace>
   <inkml:trace contextRef="#ctx0" brushRef="#br0" timeOffset="2277.38">125 363 24575,'4'23'0,"1"2"0,12 60 0,11 149 0,-74-282 0,41 43 0,-1 0 0,0 0 0,0 1 0,0 0 0,0 1 0,0-1 0,-1 1 0,0 0 0,-10-2 0,15 4 0,0 1 0,0 0 0,0-1 0,0 1 0,0 0 0,0 0 0,0 1 0,-1-1 0,1 0 0,0 1 0,0-1 0,1 1 0,-1-1 0,0 1 0,-3 2 0,3-2 0,0 1 0,0 0 0,0-1 0,1 1 0,-1 0 0,1 0 0,-1 0 0,1 0 0,0 0 0,0 1 0,0-1 0,0 0 0,0 0 0,0 1 0,0-1 0,0 4 0,0-1 0,0 1 0,1-1 0,-1 1 0,1-1 0,0 1 0,0-1 0,1 1 0,0 0 0,0-1 0,0 0 0,1 1 0,-1-1 0,1 0 0,1 1 0,-1-1 0,1-1 0,-1 1 0,2 0 0,-1 0 0,0-1 0,1 0 0,0 0 0,0 0 0,0 0 0,5 3 0,-3-2 0,1-1 0,-1-1 0,1 1 0,-1-1 0,1 0 0,0-1 0,0 1 0,1-1 0,-1-1 0,0 0 0,1 0 0,-1 0 0,0 0 0,1-1 0,-1-1 0,1 1 0,-1-1 0,11-3 0,-7 0 0,0 0 0,0 0 0,-1-1 0,0-1 0,0 0 0,0 0 0,-1-1 0,0 0 0,0 0 0,11-13 0,-14 13 0,0 1 0,0-2 0,-1 1 0,0 0 0,-1-1 0,1 0 0,-1 0 0,-1 0 0,0-1 0,0 1 0,0-1 0,-1 0 0,2-17 0,-4 25 0,0-1 0,0 0 0,0 0 0,0 1 0,0-1 0,0 0 0,-1 1 0,1-1 0,0 0 0,-1 1 0,1-1 0,-1 1 0,0-1 0,0 1 0,1-1 0,-2-1 0,1 3 0,0-1 0,1 1 0,-1-1 0,0 1 0,1-1 0,-1 1 0,0 0 0,0 0 0,1-1 0,-1 1 0,0 0 0,0 0 0,1 0 0,-1 0 0,0 0 0,0 0 0,0 0 0,1 0 0,-1 0 0,0 0 0,0 0 0,1 0 0,-3 1 0,-1 1 0,0 0 0,1 0 0,-1 0 0,0 1 0,0-1 0,1 1 0,0 0 0,-1 0 0,1 0 0,-3 6 0,-1 0 0,0 1 0,1 1 0,1-1 0,-1 1 0,-3 15 0,6-20 0,1 0 0,1 0 0,0 1 0,-1-1 0,2 0 0,-1 1 0,1-1 0,0 1 0,0-1 0,1 1 0,2 8 0,-3-14 0,0 0 0,0 0 0,0 1 0,0-1 0,1 0 0,-1 0 0,1 0 0,-1 0 0,0 0 0,1 0 0,0 0 0,-1 0 0,1-1 0,0 1 0,-1 0 0,1 0 0,0 0 0,0-1 0,-1 1 0,1 0 0,0-1 0,0 1 0,0 0 0,0-1 0,0 0 0,0 1 0,0-1 0,0 0 0,0 1 0,1-1 0,-1 0 0,0 0 0,0 0 0,0 0 0,0 0 0,0 0 0,0 0 0,0 0 0,0 0 0,0-1 0,1 1 0,-1 0 0,0-1 0,0 1 0,0-1 0,0 1 0,-1-1 0,1 1 0,0-1 0,1-1 0,4-2 0,0 0 0,-1-1 0,0 0 0,0 0 0,0 0 0,6-9 0,26-58 0,-34 74 0,-1 0 0,0 0 0,0 1 0,0-1 0,0 0 0,0 1 0,-1 0 0,1-1 0,1 4 0,-2-4 0,3 6-151,0-1-1,1 1 0,0-1 0,0 0 1,1-1-1,0 1 0,0-1 1,9 6-1,-6-6-6674</inkml:trace>
   <inkml:trace contextRef="#ctx0" brushRef="#br0" timeOffset="2869.21">550 652 24575,'0'0'0,"8"12"0,-3 0 0,0 0 0,-1 1 0,0-1 0,-1 1 0,0 0 0,-1 0 0,-1 0 0,0 1 0,0-1 0,-2 0 0,-2 24 0,6-63 0,-3 17 0,1 0 0,0 1 0,0-1 0,1 1 0,0 0 0,1-1 0,-1 1 0,6-10 0,-7 17 0,0 0 0,-1 1 0,1-1 0,0 0 0,-1 1 0,1-1 0,0 1 0,-1-1 0,1 1 0,0-1 0,0 1 0,0-1 0,0 1 0,0 0 0,-1-1 0,1 1 0,0 0 0,0 0 0,0 0 0,0-1 0,0 1 0,0 0 0,0 0 0,0 1 0,0-1 0,0 0 0,0 0 0,0 0 0,0 1 0,-1-1 0,1 0 0,0 1 0,0-1 0,0 1 0,1 0 0,33 24 0,-26-17 0,2 0 0,-8-4 0,0-1 0,1 0 0,0 0 0,0 0 0,0-1 0,0 1 0,0-1 0,0 0 0,1 0 0,-1-1 0,8 3 0,-12-5 0,1 1 0,0 0 0,0 0 0,-1-1 0,1 1 0,0 0 0,-1-1 0,1 1 0,0-1 0,-1 1 0,1-1 0,0 1 0,-1-1 0,1 1 0,-1-1 0,1 1 0,-1-1 0,0 0 0,1 1 0,-1-1 0,0 0 0,1 1 0,-1-2 0,7-22 0,-4 15 0,2-8 0,1 0 0,17-32 0,-20 43 0,0 1 0,1-1 0,0 1 0,0 0 0,0 0 0,0 0 0,1 1 0,0-1 0,0 1 0,0 0 0,10-5 0,-13 8 0,-1 0 0,1 0 0,-1 0 0,1 1 0,-1-1 0,1 0 0,0 1 0,-1-1 0,1 1 0,0 0 0,-1 0 0,1 0 0,0 0 0,-1 0 0,1 0 0,0 0 0,-1 0 0,1 0 0,0 1 0,-1-1 0,1 1 0,-1 0 0,1-1 0,0 1 0,-1 0 0,0 0 0,1 0 0,-1 0 0,1 0 0,-1 0 0,0 0 0,0 0 0,0 0 0,0 1 0,0-1 0,0 0 0,0 1 0,0-1 0,0 1 0,-1-1 0,1 1 0,0 0 0,0 1 0,0 3 0,1 0 0,-1 1 0,0-1 0,-1 0 0,1 0 0,-1 1 0,0-1 0,-1 0 0,0 0 0,-2 10 0,1-10-136,0 1-1,0 0 1,-1-1-1,0 0 1,0 1-1,0-1 1,-1 0-1,0-1 0,-8 9 1,3-6-6690</inkml:trace>
   <inkml:trace contextRef="#ctx0" brushRef="#br0" timeOffset="3927.09">1180 653 24575,'0'0'0,"0"0"0,-18-15 0,12 12 0,0 0 0,-1 0 0,1 1 0,-1 0 0,0 0 0,0 1 0,0 0 0,0 0 0,-10 0 0,15 1 0,-1 1 0,1-1 0,-1 0 0,1 0 0,0 1 0,-1 0 0,1-1 0,0 1 0,-1 0 0,1 0 0,0 0 0,0 0 0,-3 3 0,4-3 0,0 0 0,0 0 0,0 1 0,0-1 0,0 0 0,0 1 0,1-1 0,-1 1 0,0-1 0,1 1 0,-1-1 0,1 1 0,0-1 0,-1 1 0,1 0 0,0-1 0,0 1 0,0-1 0,0 1 0,1 0 0,-1-1 0,1 4 0,0 0 0,1 0 0,0 1 0,0-1 0,0 0 0,1 0 0,0 0 0,0-1 0,0 1 0,0 0 0,1-1 0,-1 0 0,7 5 0,7 5 0,35 23 0,-11-9 0,-40-27 0,0 1 0,0-1 0,0 0 0,0 0 0,0 0 0,-1 0 0,1 1 0,0-1 0,0 1 0,-1-1 0,1 0 0,-1 1 0,1-1 0,-1 1 0,0-1 0,1 1 0,-1-1 0,0 1 0,0-1 0,0 1 0,0-1 0,-1 1 0,1-1 0,0 1 0,0-1 0,-1 1 0,1-1 0,-1 1 0,0-1 0,1 0 0,-1 1 0,0-1 0,0 0 0,0 1 0,0-1 0,0 0 0,0 0 0,-1 1 0,0 1 0,0-1 0,0 0 0,0 0 0,-1 1 0,1-1 0,-1-1 0,1 1 0,-1 0 0,0-1 0,0 1 0,0-1 0,1 0 0,-1 0 0,0 0 0,-1 0 0,1 0 0,-6 0 0,8-2 0,-1 1 0,1-1 0,-1 1 0,1-1 0,-1 0 0,1 1 0,0-1 0,0 0 0,-1 0 0,1 0 0,0 0 0,0 0 0,0 0 0,0 0 0,0-1 0,0 1 0,0 0 0,0 0 0,1-1 0,-1 1 0,0-1 0,1 1 0,-1-1 0,1 1 0,0-1 0,-1 1 0,1-1 0,0 1 0,0-2 0,-1-5 0,0 0 0,1 0 0,0 0 0,2-10 0,-1 10 0,1 0 0,-1 1 0,2-1 0,-1 0 0,1 0 0,4-7 0,-6 14 0,-1 0 0,0 0 0,1 0 0,0 0 0,-1 0 0,1 0 0,-1 0 0,1 0 0,0 0 0,0 0 0,0 0 0,0 0 0,0 1 0,-1-1 0,1 0 0,0 1 0,1-1 0,-1 0 0,0 1 0,0-1 0,0 1 0,0 0 0,0-1 0,0 1 0,1 0 0,-1 0 0,0 0 0,0 0 0,0 0 0,1 0 0,-1 0 0,0 0 0,0 0 0,0 1 0,0-1 0,1 0 0,-1 1 0,0-1 0,0 1 0,0-1 0,0 1 0,0 0 0,0-1 0,0 1 0,0 0 0,0 0 0,0-1 0,-1 1 0,2 2 0,8 8 0,-1 0 0,-1 1 0,0 0 0,10 20 0,-12-21 0,0 1 0,1-2 0,0 1 0,0-1 0,1 0 0,14 13 0,-22-23 0,1 1 0,0 0 0,0 0 0,-1-1 0,1 1 0,0 0 0,0-1 0,0 1 0,0-1 0,0 1 0,0-1 0,0 1 0,0-1 0,0 0 0,0 1 0,0-1 0,0 0 0,0 0 0,0 0 0,0 0 0,0 0 0,0 0 0,1 0 0,-1 0 0,0 0 0,0-1 0,0 1 0,0 0 0,0-1 0,0 1 0,0-1 0,0 1 0,0-1 0,0 1 0,-1-1 0,1 0 0,0 1 0,0-1 0,0 0 0,-1 0 0,1 0 0,0 1 0,-1-1 0,1 0 0,-1 0 0,1 0 0,-1 0 0,1-1 0,1-3 0,0 0 0,0 0 0,-1 0 0,0 0 0,0 0 0,0-1 0,0 1 0,-1-9 0,-1 2 0,0 0 0,-1 0 0,-1 0 0,-4-14 0,5 20 0,-1 0 0,1-1 0,-1 2 0,0-1 0,-1 0 0,1 1 0,-1-1 0,0 1 0,-8-8 0,12 13 0,-1-1 0,0 1 0,1-1 0,-1 0 0,0 1 0,1-1 0,-1 1 0,0 0 0,0-1 0,1 1 0,-1 0 0,0-1 0,0 1 0,0 0 0,0 0 0,0 0 0,1 0 0,-1-1 0,0 1 0,0 1 0,0-1 0,0 0 0,0 0 0,1 0 0,-1 0 0,-2 1 0,2 0 0,-1 0 0,1 0 0,0 0 0,-1 1 0,1-1 0,0 0 0,0 1 0,0-1 0,0 1 0,0-1 0,0 1 0,-1 2 0,-1 2 0,0 1 0,1 0 0,0 0 0,0 1 0,0 9 0,1-14 0,1 1 0,0-1 0,0 1 0,1-1 0,-1 1 0,1-1 0,-1 1 0,1-1 0,0 1 0,0-1 0,1 0 0,2 5 0,-4-7 0,1 0 0,-1 0 0,1-1 0,0 1 0,-1-1 0,1 1 0,-1 0 0,1-1 0,0 1 0,0-1 0,-1 0 0,1 1 0,0-1 0,0 1 0,0-1 0,-1 0 0,1 0 0,0 0 0,0 1 0,1-1 0,0-1 0,0 1 0,0 0 0,0-1 0,-1 1 0,1-1 0,0 0 0,-1 1 0,1-1 0,0 0 0,-1 0 0,1 0 0,-1 0 0,3-3 0,4-3 0,-1-1 0,0-1 0,0 1 0,-1-1 0,5-10 0,20-26 0,-30 45 0,-1 0 0,0 0 0,0 0 0,1 0 0,-1-1 0,0 1 0,0 0 0,0 0 0,1 0 0,-1 0 0,0 0 0,0 0 0,1 0 0,-1 0 0,0 0 0,0 0 0,1 0 0,-1 0 0,0 0 0,0 0 0,1 0 0,-1 0 0,0 0 0,0 0 0,1 0 0,-1 0 0,0 1 0,0-1 0,1 0 0,-1 0 0,0 0 0,0 0 0,0 0 0,1 1 0,-1-1 0,0 0 0,0 0 0,0 0 0,0 1 0,0-1 0,1 0 0,-1 0 0,0 1 0,0-1 0,0 0 0,0 0 0,0 1 0,0-1 0,7 16 0,-6-14 0,6 21 0,13 30 0,-18-49 0,0 0 0,0 0 0,1 0 0,-1 0 0,1-1 0,0 1 0,0-1 0,0 0 0,5 5 0,-7-8 0,-1 0 0,1 1 0,-1-1 0,1 0 0,-1 0 0,1 0 0,-1 1 0,1-1 0,-1 0 0,1 0 0,-1 0 0,1 0 0,0 0 0,-1 0 0,1 0 0,-1 0 0,1 0 0,-1-1 0,1 1 0,-1 0 0,1 0 0,-1 0 0,1-1 0,-1 1 0,1 0 0,-1 0 0,1-1 0,-1 1 0,1 0 0,-1-1 0,0 1 0,1-1 0,-1 1 0,0 0 0,1-1 0,-1 1 0,0-1 0,1 1 0,-1-1 0,0 1 0,0-1 0,0 1 0,0-1 0,1 0 0,-1 0 0,7-28 0,-6 28 0,13-121-1365,-13 112-5461</inkml:trace>
-  <inkml:trace contextRef="#ctx0" brushRef="#br0" timeOffset="4278.43">1662 629 24575,'-5'0'0,"0"0"0,-1 0 0,1 1 0,0 0 0,-1 0 0,1 1 0,0-1 0,0 1 0,0 0 0,0 1 0,-7 4 0,10-7 0,1 1 0,-1-1 0,1 1 0,0 0 0,0 0 0,-1-1 0,1 1 0,0 0 0,0 0 0,0 0 0,0 0 0,0 0 0,0 1 0,0-1 0,0 0 0,0 0 0,1 1 0,-1-1 0,0 0 0,1 1 0,-1-1 0,1 1 0,0-1 0,-1 0 0,1 1 0,0-1 0,0 1 0,0-1 0,0 1 0,0-1 0,0 1 0,0-1 0,1 1 0,-1-1 0,0 1 0,1-1 0,-1 0 0,1 1 0,0-1 0,1 2 0,3 5 0,1-1 0,0 1 0,0-2 0,1 1 0,10 8 0,-5-5 0,-6-4 0,2 1 0,0 0 0,-1 0 0,0 1 0,11 15 0,-17-21 0,0-1 0,0 1 0,0 0 0,0 0 0,-1 0 0,1 0 0,0 0 0,-1 0 0,1 0 0,-1 0 0,0 0 0,0 0 0,0 0 0,0 0 0,0 0 0,0 0 0,0 0 0,-1 0 0,1 0 0,-1 0 0,1 0 0,-1 0 0,0 0 0,0 0 0,0 0 0,0 0 0,0-1 0,0 1 0,0 0 0,-3 1 0,-2 3-97,0-1-1,-1 0 1,1-1-1,-1 0 1,0 0-1,-1 0 1,1-1-1,-1 0 1,1 0-1,-1-1 1,0 0-1,0 0 0,-11 0 1,-1 0-6729</inkml:trace>
+  <inkml:trace contextRef="#ctx0" brushRef="#br0" timeOffset="4278.42">1662 629 24575,'-5'0'0,"0"0"0,-1 0 0,1 1 0,0 0 0,-1 0 0,1 1 0,0-1 0,0 1 0,0 0 0,0 1 0,-7 4 0,10-7 0,1 1 0,-1-1 0,1 1 0,0 0 0,0 0 0,-1-1 0,1 1 0,0 0 0,0 0 0,0 0 0,0 0 0,0 0 0,0 1 0,0-1 0,0 0 0,0 0 0,1 1 0,-1-1 0,0 0 0,1 1 0,-1-1 0,1 1 0,0-1 0,-1 0 0,1 1 0,0-1 0,0 1 0,0-1 0,0 1 0,0-1 0,0 1 0,0-1 0,1 1 0,-1-1 0,0 1 0,1-1 0,-1 0 0,1 1 0,0-1 0,1 2 0,3 5 0,1-1 0,0 1 0,0-2 0,1 1 0,10 8 0,-5-5 0,-6-4 0,2 1 0,0 0 0,-1 0 0,0 1 0,11 15 0,-17-21 0,0-1 0,0 1 0,0 0 0,0 0 0,-1 0 0,1 0 0,0 0 0,-1 0 0,1 0 0,-1 0 0,0 0 0,0 0 0,0 0 0,0 0 0,0 0 0,0 0 0,0 0 0,-1 0 0,1 0 0,-1 0 0,1 0 0,-1 0 0,0 0 0,0 0 0,0 0 0,0 0 0,0-1 0,0 1 0,0 0 0,-3 1 0,-2 3-97,0-1-1,-1 0 1,1-1-1,-1 0 1,0 0-1,-1 0 1,1-1-1,-1 0 1,1 0-1,-1-1 1,0 0-1,0 0 0,-11 0 1,-1 0-6729</inkml:trace>
 </inkml:ink>
 </file>
 
@@ -2878,8 +2730,8 @@
     </inkml:brush>
   </inkml:definitions>
   <inkml:trace contextRef="#ctx0" brushRef="#br0">13 169 24575,'2'22'0,"-1"-17"0,18 91 0,-13-72 0,0 0 0,-2 0 0,-1 1 0,0 41 0,-3-65 0,1 0 0,-1 0 0,0 0 0,0 0 0,0 0 0,0 0 0,-1 0 0,1 0 0,0 0 0,0 0 0,-1 0 0,1-1 0,0 1 0,-1 0 0,1 0 0,-1 0 0,1 0 0,-1 0 0,1 0 0,-1-1 0,0 1 0,0 1 0,0-2 0,0-1 0,0 1 0,1 0 0,-1 0 0,0 0 0,1-1 0,-1 1 0,0 0 0,1-1 0,-1 1 0,0-1 0,1 1 0,-1-1 0,1 1 0,-1-1 0,0 1 0,1-1 0,0 1 0,-1-1 0,1 1 0,-1-2 0,-4-5 0,1 0 0,0-1 0,-6-14 0,7 11 0,0-1 0,1 1 0,0 0 0,1-1 0,0 0 0,1 1 0,1-15 0,0 21 0,-1 0 0,1 0 0,0 0 0,0-1 0,1 1 0,-1 0 0,1 0 0,0 1 0,0-1 0,1 0 0,0 1 0,0-1 0,0 1 0,0 0 0,0 0 0,1 0 0,8-7 0,-11 10 0,1 0 0,-1 1 0,1-1 0,0 0 0,-1 0 0,1 1 0,0-1 0,-1 1 0,1-1 0,0 1 0,0 0 0,-1 0 0,1-1 0,0 1 0,0 1 0,0-1 0,-1 0 0,1 0 0,2 1 0,-1 0 0,1 1 0,-1-1 0,-1 1 0,1 0 0,0 0 0,0 0 0,-1 0 0,1 0 0,3 5 0,2 2 0,-1 1 0,0 0 0,-1 0 0,9 19 0,-5-4 0,-1 0 0,-1 1 0,-1 0 0,4 33 0,-11-66 0,1 0 0,0 0 0,1 0 0,2-9 0,-1 2 0,15-53 0,-15 60 0,0 0 0,0 0 0,0 0 0,1 1 0,0 0 0,0-1 0,7-6 0,-11 12 0,1 1 0,0-1 0,-1 0 0,1 1 0,0-1 0,0 0 0,0 1 0,-1-1 0,1 1 0,0-1 0,0 1 0,0 0 0,0-1 0,0 1 0,0 0 0,0 0 0,0 0 0,0-1 0,0 1 0,0 0 0,0 0 0,0 1 0,0-1 0,1 0 0,0 1 0,0 0 0,0 0 0,0 0 0,0 0 0,0 0 0,-1 0 0,1 1 0,-1-1 0,1 1 0,-1-1 0,2 3 0,4 4 0,-1 1 0,-1 0 0,7 15 0,-11-22 0,9 21 0,7 27 0,-19-65 0,1 1 0,1-28 0,0 36 0,1-1 0,-1 0 0,2 0 0,-1 1 0,1-1 0,0 0 0,0 1 0,5-9 0,-7 15 0,0-1 0,1 1 0,-1-1 0,0 1 0,1-1 0,-1 1 0,0 0 0,1-1 0,-1 1 0,1-1 0,-1 1 0,1 0 0,-1-1 0,1 1 0,-1 0 0,1 0 0,-1-1 0,1 1 0,-1 0 0,1 0 0,-1 0 0,1-1 0,-1 1 0,1 0 0,0 0 0,-1 0 0,1 0 0,-1 0 0,2 1 0,-1-1 0,1 1 0,0-1 0,-1 1 0,1 0 0,-1 0 0,0 0 0,1 0 0,-1 0 0,0 0 0,2 2 0,24 35 0,-25-36 0,23 44 0,12 17 0,-33-57 0,0 0 0,1-1 0,0 1 0,0-1 0,0 0 0,0 0 0,10 6 0,-14-11 0,0 1 0,0 0 0,0-1 0,0 1 0,1-1 0,-1 1 0,0-1 0,0 1 0,1-1 0,-1 0 0,0 0 0,1 0 0,-1 0 0,0 0 0,1 0 0,-1 0 0,0 0 0,1 0 0,-1 0 0,0-1 0,0 1 0,1-1 0,0 0 0,1 0 0,-1-1 0,0 0 0,0 1 0,0-1 0,0 0 0,0 0 0,0 0 0,-1 0 0,1-1 0,2-3 0,1-4 0,-1-1 0,0 1 0,-1-1 0,4-16 0,-5 15 0,0-1 0,0 0 0,-2-17 0,0 26 0,0-1 0,0 1 0,-1 0 0,1 0 0,-1 0 0,0 0 0,-1 0 0,1 0 0,-1 1 0,1-1 0,-1 0 0,0 1 0,0-1 0,-5-4 0,7 7 0,-1 1 0,0-1 0,0 0 0,0 1 0,0-1 0,0 1 0,0-1 0,1 1 0,-1 0 0,0-1 0,0 1 0,0 0 0,0 0 0,0 0 0,0 0 0,0-1 0,0 1 0,-1 1 0,1-1 0,0 0 0,0 0 0,0 0 0,0 0 0,0 1 0,1-1 0,-1 1 0,0-1 0,0 0 0,0 1 0,0 0 0,0-1 0,0 1 0,1-1 0,-1 1 0,0 0 0,0 0 0,1-1 0,-1 1 0,0 1 0,-3 3 0,0 0 0,0 0 0,1 0 0,-6 12 0,4-6 0,1 0 0,1 0 0,0 0 0,0 1 0,1 0 0,-1 11 0,3-16 0,-1 0 0,1 1 0,1-1 0,-1 0 0,1 0 0,0 0 0,1 0 0,0 0 0,0 0 0,0 0 0,4 7 0,-6-14 0,0 0 0,1 1 0,-1-1 0,0 1 0,0-1 0,0 0 0,1 1 0,-1-1 0,0 0 0,0 1 0,1-1 0,-1 0 0,0 1 0,1-1 0,-1 0 0,0 1 0,1-1 0,-1 0 0,0 0 0,1 0 0,-1 1 0,1-1 0,-1 0 0,1 0 0,-1 0 0,0 0 0,1 0 0,-1 0 0,1 0 0,-1 0 0,1 0 0,-1 0 0,0 0 0,2 0 0,-1-1 0,0 1 0,0-1 0,0 0 0,0 0 0,-1 0 0,1 0 0,0 0 0,0 0 0,0 0 0,-1 0 0,1 0 0,0-2 0,12-35 0,-13 37 0,4-17 0,4-17 0,-8 33 0,1 0 0,-1 0 0,1 0 0,0 0 0,0 0 0,0 1 0,0-1 0,0 0 0,0 1 0,0-1 0,0 1 0,1-1 0,1 0 0,-3 1 0,1 1 0,0 0 0,0 0 0,-1 0 0,1 0 0,0-1 0,0 1 0,-1 0 0,1 1 0,0-1 0,0 0 0,-1 0 0,1 0 0,0 0 0,0 1 0,-1-1 0,1 0 0,0 0 0,-1 1 0,1-1 0,0 1 0,-1-1 0,1 1 0,-1-1 0,1 1 0,0-1 0,-1 1 0,1 0 0,16 20 0,-14-17 0,6 9 0,-5-6 0,1-1 0,0 0 0,0 1 0,0-2 0,9 8 0,-13-12 0,0 0 0,0 0 0,0 0 0,0 0 0,1-1 0,-1 1 0,0-1 0,1 1 0,-1-1 0,1 1 0,-1-1 0,0 0 0,1 0 0,-1 0 0,1 1 0,-1-1 0,1-1 0,-1 1 0,1 0 0,-1 0 0,0 0 0,1-1 0,-1 1 0,1-1 0,-1 1 0,0-1 0,1 0 0,-1 1 0,0-1 0,0 0 0,0 0 0,0 0 0,1 0 0,-1 0 0,1-2 0,5-5 0,-1 0 0,0-1 0,0 0 0,0 0 0,-1-1 0,-1 0 0,0 0 0,0 0 0,-1 0 0,0 0 0,2-18 0,0-7 0,-2 0 0,-1-43 0,-2 75 0,-1-49 0,-7-59 0,7 175 0,5 21 0,3-1 0,5 1 0,24 92 0,-33-166 0,-2-7 0,0 1 0,0-1 0,0 0 0,1 1 0,-1-1 0,1 0 0,0 0 0,5 7 0,-7-11 0,0 0 0,1 1 0,-1-1 0,0 0 0,0 0 0,1 0 0,-1 1 0,0-1 0,1 0 0,-1 0 0,0 0 0,0 0 0,1 0 0,-1 0 0,0 0 0,1 0 0,-1 0 0,0 0 0,1 0 0,-1 0 0,0 0 0,0 0 0,1 0 0,-1 0 0,0 0 0,1 0 0,-1 0 0,0 0 0,0 0 0,1-1 0,-1 1 0,0 0 0,0 0 0,1 0 0,-1-1 0,0 1 0,0 0 0,1 0 0,-1 0 0,0-1 0,0 1 0,1-1 0,7-13 0,-7 13 0,40-93 0,-29 65 0,0 0 0,2 0 0,18-27 0,-31 55 0,-1 0 0,1 1 0,-1-1 0,1 0 0,0 0 0,-1 0 0,1 0 0,0 1 0,0-1 0,-1 0 0,1 1 0,0-1 0,0 0 0,0 1 0,0-1 0,0 1 0,0-1 0,0 1 0,0 0 0,0 0 0,2-1 0,-2 1 0,-1 1 0,1-1 0,0 0 0,0 1 0,0-1 0,-1 1 0,1-1 0,0 1 0,-1-1 0,1 1 0,0-1 0,-1 1 0,1 0 0,-1-1 0,1 1 0,-1 0 0,1 0 0,-1-1 0,0 1 0,1 1 0,3 8 0,-1-1 0,-1 1 0,3 15 0,-4-16 0,5 29 0,-4-24 0,0 0 0,1 0 0,0 0 0,8 20 0,-11-34 0,0 0 0,0 0 0,0 1 0,0-1 0,0 0 0,0 0 0,1 0 0,-1 0 0,0 1 0,0-1 0,0 0 0,0 0 0,0 0 0,0 0 0,0 0 0,1 0 0,-1 1 0,0-1 0,0 0 0,0 0 0,0 0 0,0 0 0,1 0 0,-1 0 0,0 0 0,0 0 0,0 0 0,1 0 0,-1 0 0,0 0 0,0 0 0,0 0 0,0 0 0,1 0 0,-1 0 0,0 0 0,0 0 0,0 0 0,0 0 0,1 0 0,-1 0 0,0 0 0,0 0 0,1 0 0,6-9 0,3-16 0,-9 25 0,9-37 0,-8 27 0,1 1 0,-1 0 0,2 0 0,-1 0 0,6-9 0,-9 18 0,1-1 0,-1 1 0,1 0 0,-1-1 0,0 1 0,1 0 0,-1-1 0,1 1 0,0 0 0,-1-1 0,1 1 0,-1 0 0,1 0 0,-1 0 0,1 0 0,-1 0 0,1 0 0,0 0 0,-1 0 0,1 0 0,-1 0 0,1 0 0,0 0 0,-1 0 0,1 0 0,-1 0 0,1 0 0,-1 1 0,1-1 0,-1 0 0,1 0 0,-1 1 0,1-1 0,-1 0 0,1 1 0,-1-1 0,1 1 0,-1-1 0,0 0 0,1 2 0,19 19 0,-20-20 0,10 11-341,-2 1 0,0 1-1,7 14 1,-9-14-6485</inkml:trace>
-  <inkml:trace contextRef="#ctx0" brushRef="#br0" timeOffset="157.23">1275 246 24575,'0'0'0</inkml:trace>
-  <inkml:trace contextRef="#ctx0" brushRef="#br0" timeOffset="1009.84">1496 320 24575,'-3'-3'0,"1"0"0,0 0 0,-1 0 0,0 0 0,0 0 0,0 1 0,0 0 0,0-1 0,0 1 0,0 0 0,-1 1 0,1-1 0,-1 0 0,0 1 0,1 0 0,-1 0 0,0 0 0,0 1 0,-6-1 0,7 0 0,1 2 0,-1-1 0,0 0 0,1 0 0,-1 1 0,0 0 0,1-1 0,-1 1 0,1 0 0,-1 0 0,1 0 0,0 1 0,-1-1 0,1 1 0,0-1 0,0 1 0,0 0 0,0 0 0,0 0 0,0 0 0,0 0 0,1 0 0,-1 0 0,1 0 0,0 1 0,-1-1 0,1 1 0,-1 3 0,0 2 0,0 1 0,1-1 0,0 1 0,0-1 0,1 1 0,0-1 0,0 1 0,1 0 0,0-1 0,5 17 0,-5-19 0,1-1 0,0 1 0,0-1 0,0 1 0,1-1 0,-1 0 0,1 0 0,1 0 0,-1 0 0,1-1 0,-1 1 0,1-1 0,1 0 0,-1 0 0,0 0 0,1-1 0,5 4 0,-6-6 0,1 0 0,-1 1 0,0-2 0,1 1 0,-1 0 0,1-1 0,-1 0 0,1 0 0,-1 0 0,1-1 0,-1 1 0,1-1 0,-1 0 0,1-1 0,-1 1 0,0-1 0,0 0 0,0 0 0,0 0 0,0 0 0,0-1 0,4-3 0,2-1 0,-1-1 0,0 1 0,0-2 0,-1 1 0,0-1 0,-1-1 0,9-13 0,-13 19 0,-2-1 0,1 1 0,0 0 0,-1 0 0,0-1 0,0 1 0,0-1 0,-1 1 0,1-1 0,-1 1 0,0-1 0,0 1 0,-1-6 0,0 8 0,1 0 0,0 0 0,-1 0 0,1-1 0,-1 1 0,0 0 0,0 1 0,0-1 0,0 0 0,0 0 0,0 0 0,0 0 0,-1 1 0,1-1 0,-1 1 0,1-1 0,-1 1 0,1-1 0,-1 1 0,0 0 0,0 0 0,0 0 0,1 0 0,-1 0 0,0 0 0,0 1 0,0-1 0,-1 1 0,-3-1 0,5 1 0,-1 0 0,1 0 0,-1 0 0,0 1 0,1-1 0,-1 0 0,1 1 0,-1-1 0,1 1 0,-1 0 0,1 0 0,0-1 0,-1 1 0,1 0 0,0 0 0,0 0 0,-1 0 0,1 0 0,0 1 0,0-1 0,0 0 0,0 1 0,1-1 0,-1 0 0,0 1 0,0-1 0,1 1 0,-1-1 0,1 1 0,-1-1 0,1 1 0,0-1 0,0 3 0,-2 3 0,1 0 0,1 0 0,-1 1 0,1-1 0,0 0 0,2 9 0,-1-10-52,0 1-1,1-1 1,-1 0-1,1 0 1,1 0-1,-1 0 1,1 0-1,0-1 1,0 1-1,1-1 1,0 0-1,0 0 1,0 0-1,0 0 1,1-1-1,0 1 1,0-1-1,0 0 1,0-1-1,1 1 0,-1-1 1,1 0-1,0-1 1,0 1-1,8 1 1,14-1-6774</inkml:trace>
+  <inkml:trace contextRef="#ctx0" brushRef="#br0" timeOffset="157.22">1275 246 24575,'0'0'0</inkml:trace>
+  <inkml:trace contextRef="#ctx0" brushRef="#br0" timeOffset="1009.83">1496 320 24575,'-3'-3'0,"1"0"0,0 0 0,-1 0 0,0 0 0,0 0 0,0 1 0,0 0 0,0-1 0,0 1 0,0 0 0,-1 1 0,1-1 0,-1 0 0,0 1 0,1 0 0,-1 0 0,0 0 0,0 1 0,-6-1 0,7 0 0,1 2 0,-1-1 0,0 0 0,1 0 0,-1 1 0,0 0 0,1-1 0,-1 1 0,1 0 0,-1 0 0,1 0 0,0 1 0,-1-1 0,1 1 0,0-1 0,0 1 0,0 0 0,0 0 0,0 0 0,0 0 0,0 0 0,1 0 0,-1 0 0,1 0 0,0 1 0,-1-1 0,1 1 0,-1 3 0,0 2 0,0 1 0,1-1 0,0 1 0,0-1 0,1 1 0,0-1 0,0 1 0,1 0 0,0-1 0,5 17 0,-5-19 0,1-1 0,0 1 0,0-1 0,0 1 0,1-1 0,-1 0 0,1 0 0,1 0 0,-1 0 0,1-1 0,-1 1 0,1-1 0,1 0 0,-1 0 0,0 0 0,1-1 0,5 4 0,-6-6 0,1 0 0,-1 1 0,0-2 0,1 1 0,-1 0 0,1-1 0,-1 0 0,1 0 0,-1 0 0,1-1 0,-1 1 0,1-1 0,-1 0 0,1-1 0,-1 1 0,0-1 0,0 0 0,0 0 0,0 0 0,0 0 0,0-1 0,4-3 0,2-1 0,-1-1 0,0 1 0,0-2 0,-1 1 0,0-1 0,-1-1 0,9-13 0,-13 19 0,-2-1 0,1 1 0,0 0 0,-1 0 0,0-1 0,0 1 0,0-1 0,-1 1 0,1-1 0,-1 1 0,0-1 0,0 1 0,-1-6 0,0 8 0,1 0 0,0 0 0,-1 0 0,1-1 0,-1 1 0,0 0 0,0 1 0,0-1 0,0 0 0,0 0 0,0 0 0,0 0 0,-1 1 0,1-1 0,-1 1 0,1-1 0,-1 1 0,1-1 0,-1 1 0,0 0 0,0 0 0,0 0 0,1 0 0,-1 0 0,0 0 0,0 1 0,0-1 0,-1 1 0,-3-1 0,5 1 0,-1 0 0,1 0 0,-1 0 0,0 1 0,1-1 0,-1 0 0,1 1 0,-1-1 0,1 1 0,-1 0 0,1 0 0,0-1 0,-1 1 0,1 0 0,0 0 0,0 0 0,-1 0 0,1 0 0,0 1 0,0-1 0,0 0 0,0 1 0,1-1 0,-1 0 0,0 1 0,0-1 0,1 1 0,-1-1 0,1 1 0,-1-1 0,1 1 0,0-1 0,0 3 0,-2 3 0,1 0 0,1 0 0,-1 1 0,1-1 0,0 0 0,2 9 0,-1-10-52,0 1-1,1-1 1,-1 0-1,1 0 1,1 0-1,-1 0 1,1 0-1,0-1 1,0 1-1,1-1 1,0 0-1,0 0 1,0 0-1,0 0 1,1-1-1,0 1 1,0-1-1,0 0 1,0-1-1,1 1 0,-1-1 1,1 0-1,0-1 1,0 1-1,8 1 1,14-1-6774</inkml:trace>
   <inkml:trace contextRef="#ctx0" brushRef="#br0" timeOffset="1265.29">599 284 24575,'0'0'0,"6"0"0,16-1 0,24-5 0,21-5 0,15-5 0,4-2 0,-1 0 0,-6 2 0,-16 4-8191</inkml:trace>
 </inkml:ink>
 </file>
@@ -2937,7 +2789,7 @@
     </inkml:brush>
   </inkml:definitions>
   <inkml:trace contextRef="#ctx0" brushRef="#br0">403 930 24575,'0'0'0,"0"0"0,0 0 0,0 0 0,0-7 0,0-6 0,-1-7 0,-2-8 0,-2-11 0,0-6 0,1-4 0,1 6-8191</inkml:trace>
-  <inkml:trace contextRef="#ctx0" brushRef="#br0" timeOffset="147.17">420 357 24575,'0'0'0,"0"0"0,0 0 0,-3-6 0,-6-8 0,0-2-8191</inkml:trace>
+  <inkml:trace contextRef="#ctx0" brushRef="#br0" timeOffset="147.16">420 357 24575,'0'0'0,"0"0"0,0 0 0,-3-6 0,-6-8 0,0-2-8191</inkml:trace>
   <inkml:trace contextRef="#ctx0" brushRef="#br0" timeOffset="351.55">291 160 24575,'0'0'0,"0"0"0,0 0 0,0 0 0,-9-6 0,-8-6 0,-7-6 0,-6-5 0,-2-2 0,-2 1 0,-1 3 0,-2 5 0,-2 6 0,6 5-8191</inkml:trace>
   <inkml:trace contextRef="#ctx0" brushRef="#br0" timeOffset="2023.63">571 420 24575,'0'0'0,"0"0"0,11-2 0,662-113 0,-600 100 0,61-9 0,-107 20 0,0 2 0,52 2 0,-76 0-124,0 0 0,1 1 0,-1-1 0,0 1 0,0-1 0,1 1-1,-1 0 1,0 0 0,0 1 0,5 2 0</inkml:trace>
   <inkml:trace contextRef="#ctx0" brushRef="#br0" timeOffset="4014.79">1214 570 24575,'8'10'0,"-1"0"0,0 1 0,-1 0 0,-1 0 0,0 0 0,6 18 0,15 72 0,-24-94 0,1 8 0,-1-8 0,0 0 0,-1 0 0,1 1 0,-2-1 0,1 0 0,-1 14 0,-6-61 0,3-68 0,3 96 0,1 0 0,0 1 0,1-1 0,1 0 0,0 1 0,0 0 0,6-13 0,-8 21 0,1 0 0,-1 1 0,0-1 0,1 1 0,0 0 0,0-1 0,0 1 0,0 0 0,0 0 0,0 0 0,0 0 0,0 0 0,1 1 0,-1-1 0,1 1 0,0 0 0,-1-1 0,1 1 0,0 0 0,0 1 0,-1-1 0,1 0 0,0 1 0,0 0 0,0-1 0,0 1 0,0 0 0,0 1 0,0-1 0,0 0 0,-1 1 0,1 0 0,0-1 0,0 1 0,0 0 0,3 3 0,2-1 0,0 1 0,-1 0 0,0 1 0,0 0 0,0 0 0,0 0 0,-1 1 0,1 0 0,-2 0 0,1 1 0,7 10 0,-9-9 0,1 1 0,-1 0 0,-1 0 0,1 0 0,-2 1 0,1-1 0,-1 1 0,1 15 0,-3-19 0,1 1 0,-1 0 0,-1 0 0,1 0 0,-1-1 0,-1 1 0,1 0 0,-1-1 0,0 1 0,0-1 0,-1 1 0,0-1 0,-4 6 0,7-12 0,0 0 0,0 1 0,0-1 0,0 0 0,0 0 0,0 0 0,0 1 0,-1-1 0,1 0 0,0 0 0,0 0 0,0 0 0,0 1 0,0-1 0,-1 0 0,1 0 0,0 0 0,0 0 0,0 0 0,-1 0 0,1 0 0,0 0 0,0 0 0,0 0 0,-1 0 0,1 1 0,0-1 0,0 0 0,-1 0 0,1 0 0,0-1 0,0 1 0,0 0 0,-1 0 0,1 0 0,0 0 0,0 0 0,0 0 0,-1 0 0,1 0 0,0 0 0,0 0 0,0 0 0,0-1 0,-1 1 0,1 0 0,0 0 0,0 0 0,0 0 0,0-1 0,0 1 0,-1 0 0,1 0 0,0-1 0,-8-18 0,-1-26 0,7 28 0,0 0 0,1-23 0,1 36 0,0 0 0,0 0 0,1 0 0,-1-1 0,1 1 0,0 0 0,0 1 0,1-1 0,-1 0 0,1 0 0,0 0 0,-1 1 0,2-1 0,-1 1 0,0 0 0,4-4 0,-5 7 0,0-1 0,0 0 0,0 1 0,0-1 0,0 1 0,0-1 0,1 1 0,-1 0 0,0-1 0,0 1 0,0 0 0,1 0 0,-1 0 0,0 0 0,0 0 0,1 0 0,-1 0 0,0 0 0,0 1 0,1-1 0,-1 0 0,0 1 0,2 0 0,28 17 0,-26-14 0,8 5 0,6 4 0,1 0 0,0-2 0,34 16 0,-47-25 0,-1 0 0,1 0 0,-1 0 0,1-1 0,-1 0 0,1 0 0,0-1 0,0 0 0,-1 0 0,1 0 0,0-1 0,-1 0 0,1-1 0,0 1 0,-1-1 0,0 0 0,8-4 0,-5 1 0,0 0 0,0 0 0,-1-1 0,1 0 0,-1-1 0,-1 0 0,1 0 0,-1-1 0,-1 0 0,11-15 0,-14 18 0,0 0 0,0 0 0,-1 0 0,0 0 0,0 0 0,-1 0 0,1-1 0,-1 1 0,0 0 0,0-1 0,-1 1 0,0-1 0,0 1 0,0-1 0,0 1 0,-1-1 0,0 1 0,0-1 0,-1 1 0,0 0 0,-3-10 0,2 10 0,0-1 0,-1 1 0,1-1 0,-1 1 0,0 0 0,-1 1 0,-7-8 0,11 11 0,-1-1 0,1 1 0,0 0 0,-1 0 0,1 1 0,-1-1 0,1 0 0,-1 0 0,0 1 0,1-1 0,-1 1 0,0-1 0,1 1 0,-1 0 0,0 0 0,1 0 0,-1 0 0,0 0 0,0 0 0,1 0 0,-1 0 0,0 1 0,1-1 0,-1 1 0,0-1 0,1 1 0,-1 0 0,1 0 0,-1-1 0,1 1 0,-1 0 0,-2 3 0,0 1 0,-1 0 0,1 0 0,-1 1 0,2 0 0,-1 0 0,1 0 0,0 0 0,0 1 0,0-1 0,1 1 0,0-1 0,-2 13 0,2-2 0,0-1 0,0 0 0,2 1 0,1 21 0,0-29 0,1-1 0,-1 0 0,1 0 0,1 0 0,0 0 0,0 0 0,5 9 0,-7-15 0,-1 0 0,1-1 0,0 1 0,0-1 0,0 0 0,0 1 0,0-1 0,0 0 0,0 0 0,0 1 0,1-1 0,-1 0 0,0 0 0,1 0 0,-1 0 0,1-1 0,-1 1 0,1 0 0,0-1 0,-1 1 0,1-1 0,-1 1 0,1-1 0,0 0 0,-1 0 0,1 1 0,0-1 0,0-1 0,-1 1 0,1 0 0,0 0 0,-1-1 0,1 1 0,0 0 0,-1-1 0,1 0 0,-1 1 0,1-1 0,-1 0 0,1 0 0,-1 0 0,2-1 0,2-2 0,-1 1 0,0-1 0,0 0 0,0-1 0,0 1 0,-1-1 0,1 1 0,-1-1 0,0 0 0,4-11 0,0-3 0,8-36 0,2-3 0,-17 58 0,0-1 0,0 1 0,0-1 0,0 1 0,0-1 0,0 1 0,1-1 0,-1 1 0,0 0 0,0-1 0,1 1 0,-1-1 0,0 1 0,0 0 0,1-1 0,-1 1 0,1 0 0,-1-1 0,0 1 0,1 0 0,-1 0 0,0-1 0,1 1 0,-1 0 0,1 0 0,-1 0 0,1 0 0,-1-1 0,1 1 0,-1 0 0,1 0 0,0 0 0,0 1 0,0-1 0,0 1 0,0-1 0,0 1 0,0 0 0,0-1 0,0 1 0,0 0 0,0 0 0,0 0 0,0-1 0,1 3 0,24 41 0,-21-34 0,0-2 0,1 1 0,-1-1 0,1-1 0,0 1 0,12 10 0,-17-17 0,1 0 0,-1 0 0,0 0 0,0-1 0,1 1 0,-1 0 0,0-1 0,1 1 0,-1 0 0,1-1 0,-1 0 0,1 1 0,-1-1 0,1 0 0,-1 0 0,1 0 0,-1 0 0,2 0 0,-1-1 0,0 1 0,-1-1 0,1 0 0,-1 0 0,1 0 0,-1 0 0,1 0 0,-1 0 0,0 0 0,1-1 0,-1 1 0,0-1 0,0 1 0,0 0 0,0-1 0,0 0 0,0 1 0,-1-1 0,2-2 0,3-11 0,0 1 0,-1-1 0,-1 1 0,0-1 0,1-20 0,-1-79 0,-3 79 0,-6-303 0,5 476 0,31 250 0,-29-376 0,1-1 0,0 0 0,0 0 0,1-1 0,0 1 0,9 19 0,-12-29 0,0-1 0,1 1 0,-1 0 0,0-1 0,1 1 0,-1-1 0,0 1 0,1-1 0,-1 1 0,1-1 0,-1 1 0,1-1 0,-1 0 0,1 1 0,-1-1 0,1 0 0,0 1 0,-1-1 0,1 0 0,-1 0 0,1 1 0,0-1 0,-1 0 0,1 0 0,0 0 0,1 0 0,-1 0 0,0-1 0,1 1 0,-1-1 0,0 1 0,1-1 0,-1 1 0,0-1 0,0 0 0,0 0 0,0 0 0,0 0 0,2-1 0,3-5 0,0 0 0,-1 0 0,6-10 0,-8 13 0,31-56 0,-24 40 0,1 0 0,21-27 0,-32 47 0,0 0 0,0 0 0,0 0 0,0 0 0,0-1 0,0 1 0,1 0 0,-1 0 0,0 0 0,0 0 0,0 0 0,0-1 0,1 1 0,-1 0 0,0 0 0,0 0 0,0 0 0,1 0 0,-1 0 0,0 0 0,0 0 0,0 0 0,1 0 0,-1 0 0,0 0 0,0 0 0,0 0 0,1 0 0,-1 0 0,0 0 0,0 0 0,0 0 0,1 0 0,-1 0 0,0 0 0,0 0 0,0 0 0,1 0 0,-1 0 0,0 1 0,0-1 0,0 0 0,1 0 0,5 13 0,1 19 0,-6-29 0,1 13 0,-2-11 0,1 0 0,-1-1 0,1 1 0,0 0 0,0-1 0,1 1 0,-1-1 0,1 1 0,0-1 0,1 0 0,2 5 0,-4-8 0,-1-1 0,1 0 0,-1 0 0,1 0 0,0 1 0,-1-1 0,1 0 0,0 0 0,-1 0 0,1 0 0,0 0 0,-1 0 0,1 0 0,0 0 0,-1 0 0,1 0 0,-1-1 0,1 1 0,0 0 0,-1 0 0,1 0 0,0-1 0,-1 1 0,1 0 0,-1-1 0,1 1 0,-1-1 0,1 1 0,-1-1 0,1 1 0,-1-1 0,0 1 0,1-1 0,-1 1 0,1-1 0,-1 1 0,0-2 0,19-27 0,-15 23 0,1-3 0,0 1 0,1 0 0,0 0 0,0 0 0,12-10 0,-16 17 0,-1 0 0,1-1 0,0 1 0,0 0 0,0 0 0,0 0 0,0 0 0,0 0 0,0 1 0,0-1 0,0 1 0,0-1 0,0 1 0,0 0 0,1 0 0,-1 0 0,0 0 0,0 0 0,0 0 0,0 0 0,1 1 0,-1-1 0,0 1 0,0 0 0,0 0 0,0-1 0,0 1 0,0 1 0,0-1 0,-1 0 0,3 2 0,6 5-1365,-2-1-5461</inkml:trace>
@@ -3061,7 +2913,7 @@
   <inkml:trace contextRef="#ctx0" brushRef="#br0" timeOffset="2903.68">1839 310 24575,'0'0'0,"0"0"0,-20 0 0,6-1 0,0 1 0,0 1 0,0 0 0,-27 7 0,32-6 0,0 1 0,0 0 0,-15 9 0,22-11 0,0 0 0,1 0 0,-1 0 0,1 0 0,0 0 0,-1 1 0,1-1 0,0 0 0,0 1 0,0-1 0,0 1 0,-1 1 0,1-2 0,1 0 0,0 0 0,0 0 0,-1 0 0,1 0 0,0 0 0,0 0 0,0 0 0,0 0 0,1 0 0,-1 0 0,0 0 0,0 0 0,0 0 0,1 0 0,-1 0 0,1 0 0,-1 0 0,1 0 0,-1 0 0,1-1 0,-1 1 0,1 0 0,0 0 0,11 11 0,0 0 0,1-2 0,0 0 0,28 17 0,-25-18 0,-2 1 0,1 0 0,-1 1 0,20 21 0,-30-28 0,-1 0 0,0 0 0,0 1 0,0-1 0,-1 1 0,0 0 0,1 0 0,-2 0 0,1 0 0,0 0 0,-1 0 0,0 0 0,0 0 0,-1 1 0,0-1 0,0 0 0,0 1 0,0-1 0,-2 10 0,-1-4 0,0 1 0,0-1 0,-1 1 0,0-1 0,-1 0 0,-1-1 0,1 1 0,-2-1 0,1 0 0,-13 14 0,18-24 0,1 1 0,-1 0 0,1-1 0,-1 1 0,1 0 0,-1-1 0,0 1 0,1-1 0,-1 1 0,0-1 0,1 1 0,-1-1 0,0 1 0,0-1 0,1 0 0,-1 1 0,0-1 0,0 0 0,0 0 0,0 1 0,1-1 0,-1 0 0,0 0 0,0 0 0,0 0 0,0 0 0,0 0 0,-1-1 0,1 0 0,0 0 0,1 0 0,-1 0 0,0 0 0,0 0 0,1 0 0,-1 0 0,1-1 0,-1 1 0,1 0 0,-1 0 0,1 0 0,0-1 0,-1 1 0,1 0 0,0-2 0,-1-9 0,1-1 0,2-20 0,1 9 0,12-44 0,-12 57 0,0 0 0,1 1 0,1 0 0,0 0 0,0 0 0,9-12 0,-13 20 0,-1 1 0,1 0 0,0-1 0,0 1 0,0 0 0,0 0 0,0 0 0,0 0 0,0 0 0,0 0 0,1 0 0,-1 0 0,0 1 0,0-1 0,1 0 0,-1 1 0,1-1 0,-1 1 0,0-1 0,1 1 0,-1 0 0,1 0 0,-1 0 0,1-1 0,-1 1 0,1 1 0,-1-1 0,1 0 0,-1 0 0,1 0 0,-1 1 0,0-1 0,1 1 0,-1-1 0,1 1 0,-1 0 0,0-1 0,0 1 0,1 0 0,-1 0 0,0 0 0,0 0 0,0 0 0,0 0 0,0 0 0,2 3 0,4 6 0,0 0 0,0 0 0,-1 1 0,7 17 0,-10-22 0,10 25 0,-10-22 0,1 0 0,0 0 0,0 0 0,1 0 0,0-1 0,0 1 0,1-1 0,0-1 0,9 10 0,-13-16 0,-1 0 0,1 0 0,-1-1 0,1 1 0,0 0 0,-1-1 0,1 0 0,0 1 0,-1-1 0,1 0 0,0 0 0,0 0 0,-1 0 0,1 0 0,0 0 0,-1 0 0,1-1 0,0 1 0,-1-1 0,1 1 0,0-1 0,-1 0 0,1 1 0,-1-1 0,1 0 0,-1 0 0,1 0 0,-1 0 0,0 0 0,0 0 0,1-1 0,1-1 0,3-4 0,0-1 0,0 1 0,0-1 0,6-12 0,-8 12 0,0-1 0,0 1 0,-1-1 0,0 1 0,-1-1 0,0 0 0,-1 0 0,1 0 0,-2 0 0,1 0 0,-2-11 0,1 15 0,0 1 0,-1 0 0,0-1 0,0 1 0,0 0 0,0 0 0,-1 0 0,1 0 0,-1 0 0,0 0 0,-1 0 0,1 1 0,0-1 0,-1 1 0,0 0 0,0-1 0,0 1 0,0 1 0,-1-1 0,1 0 0,-1 1 0,1-1 0,-1 1 0,0 0 0,-7-2 0,10 3 0,0 1 0,0-1 0,-1 1 0,1 0 0,-1-1 0,1 1 0,0 0 0,-1 0 0,1 0 0,-1 0 0,1 0 0,0 0 0,-1 0 0,1 0 0,-1 1 0,1-1 0,0 0 0,-1 1 0,-1 0 0,2 0 0,0 0 0,0 0 0,1 0 0,-1 0 0,0 0 0,1 0 0,-1 0 0,0 0 0,1 0 0,-1 0 0,1 0 0,0 0 0,-1 0 0,1 0 0,0 0 0,-1 0 0,1 1 0,0 1 0,0 0 0,0 1 0,1 0 0,-1-1 0,1 1 0,-1 0 0,1-1 0,0 1 0,1-1 0,-1 0 0,1 1 0,-1-1 0,1 0 0,3 5 0,-4-7 0,0-1 0,0 1 0,0 0 0,0-1 0,0 0 0,0 1 0,0-1 0,0 1 0,0-1 0,0 0 0,0 0 0,0 0 0,0 0 0,0 1 0,0-1 0,0-1 0,0 1 0,0 0 0,0 0 0,0 0 0,0 0 0,0-1 0,0 1 0,0 0 0,0-1 0,-1 1 0,1-1 0,0 1 0,1-2 0,27-18 0,-26 18 0,6-6 0,10-6 0,-18 14 0,-1 0 0,1 0 0,-1 0 0,1 0 0,0 0 0,-1 0 0,1 0 0,0 0 0,-1 0 0,1 0 0,-1 0 0,1 1 0,0-1 0,-1 0 0,1 0 0,-1 1 0,1-1 0,-1 0 0,1 1 0,-1-1 0,1 1 0,-1-1 0,1 0 0,-1 1 0,1-1 0,-1 1 0,0-1 0,1 1 0,-1 0 0,0-1 0,1 1 0,-1-1 0,0 1 0,0-1 0,0 2 0,9 16 0,31 62 0,-36-73 0,1 1 0,0-1 0,1 0 0,0-1 0,0 1 0,0-1 0,14 10 0,-18-14 0,0-1 0,0 0 0,0 0 0,0 0 0,0 0 0,0 0 0,0 0 0,0-1 0,0 1 0,0-1 0,1 1 0,-1-1 0,0 0 0,0 0 0,1 0 0,-1 0 0,0 0 0,0 0 0,0-1 0,1 1 0,-1-1 0,0 1 0,0-1 0,0 0 0,0 0 0,0 0 0,0 0 0,0 0 0,0-1 0,1-1 0,0 1 0,0-1 0,0 0 0,-1-1 0,0 1 0,1 0 0,-1-1 0,0 1 0,-1-1 0,1 0 0,-1 0 0,1 1 0,-1-1 0,0 0 0,-1 0 0,1 0 0,-1-5 0,3-41-1365,-1 20-5461</inkml:trace>
   <inkml:trace contextRef="#ctx0" brushRef="#br0" timeOffset="3335.7">2578 415 24575,'0'0'0,"0"0"0,-20 5 0,8-2 0,1 1 0,0 1 0,-16 9 0,22-11 0,0 0 0,0 0 0,0 1 0,1-1 0,-1 1 0,1 0 0,0 0 0,0 1 0,-4 6 0,7-10 0,1 0 0,0-1 0,0 1 0,-1 0 0,1-1 0,0 1 0,0 0 0,0 0 0,0-1 0,0 1 0,0 0 0,0-1 0,0 1 0,0 0 0,0 0 0,0-1 0,0 1 0,1 0 0,-1-1 0,0 1 0,1 0 0,-1-1 0,0 1 0,1 0 0,-1-1 0,0 1 0,1-1 0,-1 1 0,1-1 0,0 1 0,-1-1 0,1 1 0,-1-1 0,1 0 0,-1 1 0,1-1 0,1 1 0,29 12 0,-21-10 0,-2 1 0,1-1 0,-1 1 0,0 1 0,0-1 0,0 1 0,-1 1 0,10 8 0,-15-12 0,0 0 0,-1 0 0,1 0 0,-1 0 0,0 0 0,1 0 0,-1 0 0,0 0 0,0 1 0,-1-1 0,1 0 0,0 1 0,-1-1 0,1 0 0,-1 1 0,0-1 0,0 1 0,0-1 0,0 1 0,0-1 0,-1 0 0,1 1 0,-1-1 0,1 1 0,-1-1 0,0 0 0,0 0 0,0 1 0,0-1 0,-1 0 0,1 0 0,-3 3 0,-1 1 0,0 0 0,0 0 0,0-1 0,-1 0 0,0 0 0,0 0 0,-10 5 0,13-8 0,0 0 0,-1 0 0,0 0 0,1-1 0,-1 1 0,0-1 0,0 0 0,1 0 0,-1 0 0,0-1 0,0 0 0,0 1 0,0-1 0,0-1 0,0 1 0,-5-1 0,8 0-80,-1 0 0,0 1-1,1-1 1,-1 0 0,1 0-1,-1 0 1,1 0 0,-1 0-1,1 0 1,0 0 0,-1-1 0,1 1-1,0 0 1,0-1 0,0 1-1,-1-3 1,-4-10-6746</inkml:trace>
   <inkml:trace contextRef="#ctx0" brushRef="#br0" timeOffset="5036.57">2899 392 24575,'12'401'0,"-12"-393"0,1 16 0,-3-21 0,-3-15 0,0-5 0,1-1 0,1 1 0,0-1 0,1 0 0,1 0 0,1 0 0,1 0 0,0 1 0,5-25 0,-3 26 0,1 1 0,1-1 0,0 1 0,1 0 0,0 0 0,1 1 0,1 0 0,0 0 0,1 0 0,18-19 0,-26 31 0,1 0 0,0 0 0,0 0 0,0 1 0,0-1 0,0 1 0,0-1 0,0 1 0,0 0 0,1 0 0,-1 0 0,0 0 0,1 0 0,-1 1 0,1-1 0,3 0 0,-4 1 0,0 1 0,0-1 0,0 0 0,0 1 0,0 0 0,0-1 0,0 1 0,0 0 0,0 0 0,0 0 0,-1 0 0,1 0 0,0 0 0,-1 1 0,1-1 0,0 1 0,-1-1 0,0 1 0,3 3 0,4 6 0,-1 1 0,-1 0 0,0 0 0,0 0 0,-1 1 0,-1 0 0,4 16 0,-3-7 0,-1 0 0,-1 0 0,0 38 0,-7-32 0,4-28 0,0 1 0,0-1 0,0 1 0,0-1 0,0 1 0,0-1 0,-1 1 0,1-1 0,0 1 0,0 0 0,0-1 0,-1 0 0,1 1 0,0-1 0,-1 1 0,1-1 0,0 1 0,-1-1 0,1 1 0,-1-1 0,1 0 0,0 1 0,-1-1 0,1 0 0,-1 0 0,1 1 0,-1-1 0,1 0 0,-1 0 0,1 0 0,-1 1 0,1-1 0,-1 0 0,0 0 0,1 0 0,-1 0 0,1 0 0,-1 0 0,1 0 0,-1 0 0,1 0 0,-1 0 0,0-1 0,0 0 0,1 0 0,-1 1 0,1-1 0,-1 0 0,1 0 0,0 0 0,-1 0 0,1 0 0,0 0 0,0 0 0,-1 0 0,1 0 0,0 0 0,0 0 0,0 0 0,0-1 0,0-3 0,-1-14 0,1 0 0,0 0 0,1 0 0,1 0 0,6-24 0,-5 30 0,1 0 0,0 0 0,1 0 0,0 0 0,1 0 0,1 1 0,0 0 0,8-11 0,-14 21 0,0 1 0,1-1 0,-1 0 0,0 1 0,0-1 0,1 1 0,-1 0 0,1-1 0,-1 1 0,1 0 0,-1 0 0,1 0 0,0 0 0,0 0 0,-1 0 0,1 0 0,0 1 0,0-1 0,0 1 0,0-1 0,0 1 0,0 0 0,0 0 0,0 0 0,0 0 0,0 0 0,0 0 0,0 1 0,0-1 0,0 0 0,-1 1 0,1 0 0,0-1 0,0 1 0,0 0 0,0 0 0,-1 0 0,1 0 0,-1 0 0,1 1 0,1 0 0,5 7 0,0-1 0,-1 1 0,0 0 0,0 1 0,8 17 0,12 24 0,12 23 0,-34-66 0,1 1 0,0-1 0,1 0 0,-1-1 0,16 13 0,-20-18 0,0-1 0,0 1 0,1-1 0,-1 0 0,1 0 0,-1 0 0,1 0 0,-1 0 0,1-1 0,0 1 0,-1-1 0,1 1 0,0-1 0,-1 0 0,1 0 0,0-1 0,-1 1 0,1 0 0,0-1 0,-1 1 0,1-1 0,-1 0 0,1 0 0,-1 0 0,1 0 0,-1-1 0,1 1 0,-1-1 0,0 1 0,3-4 0,4-2 0,-1-1 0,0 0 0,0 0 0,-1-1 0,12-18 0,-9 10 0,-1 1 0,-1-1 0,-1 0 0,11-35 0,-15 40 0,0-1 0,-1 1 0,-1-1 0,0 0 0,0 0 0,-1 1 0,-1-1 0,-2-14 0,3 25 0,0-1 0,-1 1 0,0 0 0,1-1 0,-1 1 0,0 0 0,0-1 0,0 1 0,0 0 0,-1 0 0,1 0 0,-1 0 0,-2-3 0,3 5 0,0-1 0,0 1 0,0 0 0,0-1 0,0 1 0,0 0 0,0-1 0,0 1 0,0 0 0,0 0 0,0 0 0,0 0 0,0 0 0,0 0 0,0 0 0,0 1 0,0-1 0,0 0 0,0 0 0,0 1 0,0-1 0,0 1 0,0-1 0,0 1 0,0-1 0,0 1 0,0 0 0,0-1 0,1 1 0,-1 0 0,0 0 0,-1 1 0,-6 6 0,0 1 0,0 1 0,1 0 0,0 0 0,1 0 0,0 1 0,-9 21 0,5-6 0,2-1 0,-9 42 0,16-60 0,-1-3 0,1 1 0,0 1 0,1-1 0,-1 0 0,1 0 0,0 0 0,0 0 0,1 0 0,0 6 0,-1-11 0,0 0 0,0 0 0,0 0 0,1 0 0,-1 1 0,0-1 0,0 0 0,0 0 0,0 0 0,0 0 0,0 0 0,0 0 0,0 0 0,1 0 0,-1 0 0,0 0 0,0 0 0,0 0 0,0 0 0,0 0 0,0 0 0,1 0 0,-1 0 0,0 0 0,0 0 0,0 0 0,0 0 0,0 0 0,0 0 0,1 0 0,-1 0 0,0 0 0,0 0 0,0 0 0,0 0 0,0 0 0,0 0 0,0 0 0,1 0 0,-1 0 0,0 0 0,0-1 0,0 1 0,0 0 0,0 0 0,0 0 0,0 0 0,0 0 0,0 0 0,0 0 0,0-1 0,0 1 0,0 0 0,1 0 0,-1 0 0,0 0 0,0 0 0,0 0 0,0 0 0,0-1 0,0 1 0,0 0 0,0 0 0,6-13 0,-5 10 0,3-6 0,1 0 0,0 1 0,0 0 0,1 0 0,9-11 0,-13 18 0,0-1 0,-1 0 0,1 1 0,0 0 0,0-1 0,0 1 0,0 0 0,0 0 0,1 0 0,-1 0 0,0 1 0,0-1 0,1 0 0,-1 1 0,0 0 0,1-1 0,-1 1 0,0 0 0,1 0 0,-1 1 0,0-1 0,1 0 0,-1 1 0,0-1 0,1 1 0,-1 0 0,0 0 0,4 2 0,5 3 0,0 1 0,0 1 0,-1 0 0,13 12 0,-13-11 0,0 0 0,0 0 0,23 13 0,-30-21 0,-1 0 0,0 0 0,1 0 0,-1 0 0,1 0 0,-1-1 0,1 1 0,0 0 0,-1-1 0,1 0 0,-1 0 0,1 0 0,0 0 0,-1 0 0,1-1 0,-1 1 0,1-1 0,4-1 0,-3 0 0,-1 0 0,0 0 0,0 0 0,0 0 0,0 0 0,0-1 0,0 0 0,-1 1 0,1-1 0,-1 0 0,4-6 0,0-3 0,0 0 0,-1 0 0,-1 0 0,1-1 0,-2 1 0,3-19 0,-1-3 0,-3 0 0,0-1 0,-3 1 0,-6-52 0,0 41 0,-2 0 0,-27-82 0,34 120 0,1 4 0,0 0 0,0 0 0,1 1 0,-2-1 0,1 0 0,0 0 0,0 1 0,-1-1 0,0 1 0,1-1 0,-1 1 0,0 0 0,-4-4 0,6 6 0,0 0 0,0 0 0,-1 1 0,1-1 0,0 0 0,0 0 0,-1 0 0,1 0 0,0 0 0,0 0 0,-1 0 0,1 0 0,0 0 0,0 1 0,-1-1 0,1 0 0,0 0 0,0 0 0,0 1 0,0-1 0,-1 0 0,1 0 0,0 0 0,0 1 0,0-1 0,0 0 0,0 0 0,0 1 0,0-1 0,-1 0 0,1 0 0,0 1 0,0-1 0,0 0 0,0 1 0,-2 12 0,2-12 0,-2 54 0,2 0 0,3 0 0,14 79 0,-15-119 0,23 131 0,-20-126 0,0-1 0,1 0 0,1-1 0,1 1 0,14 23 0,-20-39 0,0 0 0,0 0 0,0 0 0,0-1 0,1 1 0,-1-1 0,1 0 0,-1 1 0,1-1 0,4 2 0,-6-3 0,0-1 0,0 0 0,1 1 0,-1-1 0,0 0 0,0 1 0,1-1 0,-1 0 0,0 0 0,1 0 0,-1 0 0,0-1 0,1 1 0,-1 0 0,0 0 0,0-1 0,1 1 0,-1-1 0,0 1 0,0-1 0,0 1 0,0-1 0,1 0 0,-1 0 0,0 1 0,0-1 0,0 0 0,-1 0 0,2-2 0,11-13 0,-1-1 0,0 0 0,-2-1 0,17-37 0,-5 11 0,-10 19 0,-4 8 0,1 0 0,0 0 0,2 1 0,21-27 0,-31 42 0,-1 1 0,0-1 0,1 1 0,-1-1 0,1 1 0,-1 0 0,1-1 0,-1 1 0,1-1 0,-1 1 0,1 0 0,-1 0 0,1-1 0,0 1 0,-1 0 0,1 0 0,-1-1 0,1 1 0,0 0 0,-1 0 0,1 0 0,0 0 0,-1 0 0,1 0 0,0 0 0,-1 0 0,1 0 0,-1 1 0,2-1 0,-1 1 0,0 0 0,0 0 0,0 0 0,0 0 0,0 0 0,-1 0 0,1 0 0,0 0 0,-1 0 0,1 0 0,-1 0 0,1 1 0,0 1 0,2 8 0,-1 0 0,2 19 0,-4-25 0,4 68 0,-3-46 0,1 1 0,7 38 0,-9-65 0,1-1 0,-1 1 0,0 0 0,0 0 0,0-1 0,0 1 0,1 0 0,-1 0 0,0-1 0,1 1 0,-1 0 0,0-1 0,1 1 0,-1 0 0,1-1 0,-1 1 0,1-1 0,-1 1 0,1-1 0,0 1 0,-1-1 0,1 1 0,1 0 0,-1-1 0,-1 0 0,1-1 0,0 1 0,0 0 0,-1 0 0,1 0 0,0-1 0,-1 1 0,1 0 0,0-1 0,-1 1 0,1 0 0,0-1 0,-1 1 0,1-1 0,-1 1 0,1-1 0,-1 1 0,1-2 0,4-3 0,-1-1 0,0 0 0,-1 1 0,4-8 0,5-16 0,11-36 0,-16 42 0,0 0 0,2 1 0,19-34 0,-28 55 0,0 0 0,1 0 0,-1 0 0,1 1 0,-1-1 0,1 0 0,-1 0 0,1 1 0,-1-1 0,1 1 0,0-1 0,-1 0 0,1 1 0,0-1 0,0 1 0,-1-1 0,1 1 0,0 0 0,0-1 0,0 1 0,0 0 0,-1 0 0,1-1 0,0 1 0,0 0 0,0 0 0,0 0 0,0 0 0,0 0 0,0 0 0,-1 0 0,1 0 0,0 1 0,0-1 0,0 0 0,0 0 0,0 1 0,-1-1 0,1 1 0,0-1 0,0 1 0,-1-1 0,1 1 0,0-1 0,-1 1 0,1-1 0,0 1 0,-1 0 0,1 0 0,-1-1 0,1 2 0,5 6 0,-1-1 0,0 1 0,7 16 0,-10-20 0,2 6 22,5 6-253,-1 0 0,-1 1-1,-1 1 1,0-1 0,6 36 0</inkml:trace>
-  <inkml:trace contextRef="#ctx0" brushRef="#br0" timeOffset="5160.77">4168 141 24575,'0'0'0</inkml:trace>
+  <inkml:trace contextRef="#ctx0" brushRef="#br0" timeOffset="5160.76">4168 141 24575,'0'0'0</inkml:trace>
   <inkml:trace contextRef="#ctx0" brushRef="#br0" timeOffset="5400.21">3664 413 24575,'0'0'0,"0"0"0,12 0 0,14 0 0,13 1 0,12-2 0,7-2 0,4-3 0,-1-2 0,-5-2 0,-4 0 0,-13 2-8191</inkml:trace>
   <inkml:trace contextRef="#ctx0" brushRef="#br0" timeOffset="5911.44">4781 365 24575,'0'0'0,"0"0"0,-24 0 0,9 3 0,0 0 0,1 0 0,0 1 0,0 1 0,0 0 0,0 1 0,1 1 0,0 0 0,0 1 0,1 0 0,0 1 0,-15 14 0,20-17 0,1 0 0,-1 1 0,1 0 0,0 0 0,1 1 0,0 0 0,0 0 0,0 0 0,1 0 0,1 1 0,-1 0 0,1 0 0,1 0 0,-1 0 0,2 0 0,-1 0 0,1 0 0,1 1 0,0-1 0,1 16 0,0-20 0,0 0 0,0-1 0,0 1 0,1 0 0,-1-1 0,1 1 0,0-1 0,0 0 0,1 1 0,0-1 0,-1 0 0,1-1 0,0 1 0,1 0 0,-1-1 0,1 0 0,-1 0 0,1 0 0,0 0 0,5 2 0,-3-2 0,-1-1 0,1 0 0,0-1 0,0 1 0,0-1 0,0 0 0,0-1 0,0 1 0,0-1 0,0 0 0,-1-1 0,1 1 0,0-1 0,0 0 0,0-1 0,6-2 0,6-3 0,-1 0 0,1-2 0,-1 0 0,-1-1 0,1-1 0,-2 0 0,15-14 0,-10 7 0,-2 0 0,0-2 0,-1 0 0,24-36 0,-35 45 0,0 1 0,7-19 0,-12 27 0,0 0 0,0 0 0,0 0 0,0-1 0,-1 1 0,1 0 0,-1 0 0,0-1 0,0 1 0,0 0 0,0 0 0,0-1 0,0 1 0,0 0 0,-1 0 0,1-1 0,-1 1 0,0 0 0,0 0 0,0 0 0,-1-3 0,2 5 0,-1 0 0,0 0 0,1 0 0,-1-1 0,0 1 0,1 0 0,-1 0 0,0 0 0,1 0 0,-1 0 0,0 0 0,0 0 0,1 0 0,-1 1 0,0-1 0,1 0 0,-1 0 0,1 0 0,-1 1 0,0-1 0,1 0 0,-1 1 0,1-1 0,-1 1 0,0-1 0,1 0 0,-1 1 0,1-1 0,0 1 0,-1-1 0,1 1 0,-1 0 0,1 0 0,-19 22 0,9-8 29,1 1-1,0 0 1,1 1-1,1 0 0,1 0 1,0 1-1,1 0 1,1 0-1,1 0 1,1 0-1,-1 31 1,3-37-67,1 0 0,0 0 0,1 0 0,0 0 0,1-1 0,0 1 0,1-1 0,6 15 0,-6-19-59,0 0-1,0 0 1,1 0-1,0-1 1,0 1-1,1-1 1,-1-1-1,1 1 1,0-1-1,1 0 1,-1 0-1,1-1 0,8 5 1,24 6-6729</inkml:trace>
 </inkml:ink>

--- a/Broadcasting_cours.docx
+++ b/Broadcasting_cours.docx
@@ -1142,20 +1142,54 @@
     </w:p>
     <w:p>
       <w:r>
-        <w:t>a=np.array[1,2,3] ou a = (n,m)</w:t>
+        <w:t>a=</w:t>
+      </w:r>
+      <w:proofErr w:type="spellStart"/>
+      <w:r>
+        <w:t>np.array</w:t>
+      </w:r>
+      <w:proofErr w:type="spellEnd"/>
+      <w:r>
+        <w:t>[1,2,3] ou a = (</w:t>
+      </w:r>
+      <w:proofErr w:type="spellStart"/>
+      <w:r>
+        <w:t>n,m</w:t>
+      </w:r>
+      <w:proofErr w:type="spellEnd"/>
+      <w:r>
+        <w:t>)</w:t>
       </w:r>
     </w:p>
     <w:p>
-      <w:r>
-        <w:t>a[ :,none] deviant un</w:t>
+      <w:proofErr w:type="spellStart"/>
+      <w:r>
+        <w:t>a</w:t>
+      </w:r>
+      <w:proofErr w:type="spellEnd"/>
+      <w:r>
+        <w:t>[ :,none] </w:t>
+      </w:r>
+      <w:proofErr w:type="spellStart"/>
+      <w:r>
+        <w:t>deviant</w:t>
+      </w:r>
+      <w:proofErr w:type="spellEnd"/>
+      <w:r>
+        <w:t xml:space="preserve"> un</w:t>
       </w:r>
       <w:r>
         <w:t xml:space="preserve"> a = (n,m,1)</w:t>
       </w:r>
     </w:p>
     <w:p>
-      <w:r>
-        <w:t>a[none, :] devient un a = (1,n,m)</w:t>
+      <w:proofErr w:type="spellStart"/>
+      <w:r>
+        <w:t>a</w:t>
+      </w:r>
+      <w:proofErr w:type="spellEnd"/>
+      <w:r>
+        <w:t>[none, :] devient un a = (1,n,m)</w:t>
       </w:r>
     </w:p>
     <w:p/>
@@ -1167,7 +1201,92 @@
         <w:t>""""""</w:t>
       </w:r>
       <w:r>
-        <w:t xml:space="preserve"> sont réservés uniquement pour  l’explication des fonctions (jute après def … : « « «  blabla » » »)</w:t>
+        <w:t xml:space="preserve"> sont réservés uniquement pour  l’explication des fonctions (jute après </w:t>
+      </w:r>
+      <w:proofErr w:type="spellStart"/>
+      <w:r>
+        <w:t>def</w:t>
+      </w:r>
+      <w:proofErr w:type="spellEnd"/>
+      <w:r>
+        <w:t xml:space="preserve"> … : « « «  </w:t>
+      </w:r>
+      <w:proofErr w:type="spellStart"/>
+      <w:r>
+        <w:t>blabla</w:t>
+      </w:r>
+      <w:proofErr w:type="spellEnd"/>
+      <w:r>
+        <w:t> » » »)</w:t>
+      </w:r>
+    </w:p>
+    <w:p/>
+    <w:p>
+      <w:pPr>
+        <w:rPr>
+          <w:color w:val="EE0000"/>
+        </w:rPr>
+      </w:pPr>
+      <w:r>
+        <w:rPr>
+          <w:color w:val="EE0000"/>
+        </w:rPr>
+        <w:t xml:space="preserve">Ne pas oublier de faire </w:t>
+      </w:r>
+      <w:proofErr w:type="spellStart"/>
+      <w:r>
+        <w:rPr>
+          <w:color w:val="EE0000"/>
+        </w:rPr>
+        <w:t>np.array</w:t>
+      </w:r>
+      <w:proofErr w:type="spellEnd"/>
+      <w:r>
+        <w:rPr>
+          <w:color w:val="EE0000"/>
+        </w:rPr>
+        <w:t>([]) pour faire les matrices/tableaux</w:t>
+      </w:r>
+    </w:p>
+    <w:p>
+      <w:pPr>
+        <w:rPr>
+          <w:color w:val="EE0000"/>
+        </w:rPr>
+      </w:pPr>
+      <w:r>
+        <w:rPr>
+          <w:color w:val="EE0000"/>
+        </w:rPr>
+        <w:t xml:space="preserve">Et faire les </w:t>
+      </w:r>
+      <w:proofErr w:type="spellStart"/>
+      <w:r>
+        <w:rPr>
+          <w:color w:val="EE0000"/>
+        </w:rPr>
+        <w:t>np</w:t>
+      </w:r>
+      <w:proofErr w:type="spellEnd"/>
+      <w:r>
+        <w:rPr>
+          <w:color w:val="EE0000"/>
+        </w:rPr>
+        <w:t xml:space="preserve">. (par ex les </w:t>
+      </w:r>
+      <w:proofErr w:type="spellStart"/>
+      <w:r>
+        <w:rPr>
+          <w:color w:val="EE0000"/>
+        </w:rPr>
+        <w:t>np.sum</w:t>
+      </w:r>
+      <w:proofErr w:type="spellEnd"/>
+      <w:r>
+        <w:rPr>
+          <w:color w:val="EE0000"/>
+        </w:rPr>
+        <w:t xml:space="preserve">()) pour faire des opérations entre tableaux </w:t>
       </w:r>
     </w:p>
     <w:p/>
